--- a/Project Description and Raw Data/Project Description Inventory Forecasting.docx
+++ b/Project Description and Raw Data/Project Description Inventory Forecasting.docx
@@ -7,260 +7,877 @@
         <w:rPr>
           <w:b/>
           <w:bCs/>
+          <w:sz w:val="32"/>
+          <w:szCs w:val="32"/>
+          <w:u w:val="single"/>
         </w:rPr>
       </w:pPr>
       <w:r>
         <w:rPr>
           <w:b/>
           <w:bCs/>
+          <w:sz w:val="32"/>
+          <w:szCs w:val="32"/>
+          <w:u w:val="single"/>
         </w:rPr>
-        <w:t>Project Description – Inventory Forecasting</w:t>
-      </w:r>
-    </w:p>
-    <w:p>
-      <w:r>
+        <w:t>Inventory Forecasting &amp; Demand Analysis</w:t>
+      </w:r>
+    </w:p>
+    <w:p>
+      <w:pPr>
         <w:rPr>
           <w:b/>
           <w:bCs/>
+          <w:sz w:val="28"/>
+          <w:szCs w:val="28"/>
+          <w:u w:val="single"/>
         </w:rPr>
-        <w:t>Problem Statement</w:t>
-      </w:r>
-      <w:r>
-        <w:br/>
-        <w:t xml:space="preserve">Companies often struggle with balancing inventory levels and demand forecasts, leading to stockouts or excess inventory. This project </w:t>
-      </w:r>
-      <w:r>
-        <w:t>analyses</w:t>
-      </w:r>
-      <w:r>
-        <w:t xml:space="preserve"> sales, inventory, and demand forecasts to identify trends and improve inventory planning.</w:t>
-      </w:r>
-    </w:p>
-    <w:p>
+      </w:pPr>
       <w:r>
         <w:rPr>
           <w:b/>
           <w:bCs/>
+          <w:sz w:val="28"/>
+          <w:szCs w:val="28"/>
+          <w:u w:val="single"/>
         </w:rPr>
-        <w:t>Objectives</w:t>
-      </w:r>
-    </w:p>
-    <w:p>
-      <w:pPr>
-        <w:numPr>
-          <w:ilvl w:val="0"/>
-          <w:numId w:val="1"/>
-        </w:numPr>
-      </w:pPr>
-      <w:r>
-        <w:t>Analyse</w:t>
-      </w:r>
-      <w:r>
-        <w:t xml:space="preserve"> sales and inventory data </w:t>
-      </w:r>
-    </w:p>
-    <w:p>
-      <w:pPr>
-        <w:numPr>
-          <w:ilvl w:val="0"/>
-          <w:numId w:val="1"/>
-        </w:numPr>
-      </w:pPr>
-      <w:r>
-        <w:t xml:space="preserve">Evaluate forecast accuracy </w:t>
-      </w:r>
-    </w:p>
-    <w:p>
-      <w:pPr>
-        <w:numPr>
-          <w:ilvl w:val="0"/>
-          <w:numId w:val="1"/>
-        </w:numPr>
-      </w:pPr>
-      <w:r>
-        <w:t xml:space="preserve">Identify stockout risks </w:t>
-      </w:r>
-    </w:p>
-    <w:p>
-      <w:pPr>
-        <w:numPr>
-          <w:ilvl w:val="0"/>
-          <w:numId w:val="1"/>
-        </w:numPr>
-      </w:pPr>
-      <w:r>
-        <w:t>Analyse</w:t>
-      </w:r>
-      <w:r>
-        <w:t xml:space="preserve"> promotion impact on sales </w:t>
-      </w:r>
-    </w:p>
-    <w:p>
-      <w:pPr>
-        <w:numPr>
-          <w:ilvl w:val="0"/>
-          <w:numId w:val="1"/>
-        </w:numPr>
-      </w:pPr>
-      <w:r>
-        <w:t>Analyse</w:t>
-      </w:r>
-      <w:r>
-        <w:t xml:space="preserve"> seasonality trends </w:t>
-      </w:r>
-    </w:p>
-    <w:p>
-      <w:pPr>
-        <w:numPr>
-          <w:ilvl w:val="0"/>
-          <w:numId w:val="1"/>
-        </w:numPr>
-      </w:pPr>
-      <w:r>
-        <w:t xml:space="preserve">Provide business recommendations </w:t>
-      </w:r>
-    </w:p>
-    <w:p>
-      <w:r>
+        <w:t>Project Overview</w:t>
+      </w:r>
+    </w:p>
+    <w:p>
+      <w:r>
+        <w:t xml:space="preserve">This project </w:t>
+      </w:r>
+      <w:proofErr w:type="spellStart"/>
+      <w:r>
+        <w:t>analyzes</w:t>
+      </w:r>
+      <w:proofErr w:type="spellEnd"/>
+      <w:r>
+        <w:t xml:space="preserve"> inventory, sales, and demand forecasting data to identify trends, improve forecasting accuracy, and reduce stockout risks. The goal is to support better inventory planning and data-driven decision-making using SQL, Excel, and Power BI.</w:t>
+      </w:r>
+    </w:p>
+    <w:p>
+      <w:pPr>
         <w:rPr>
           <w:b/>
           <w:bCs/>
+          <w:sz w:val="28"/>
+          <w:szCs w:val="28"/>
+          <w:u w:val="single"/>
         </w:rPr>
-        <w:t>Dataset Features</w:t>
+      </w:pPr>
+      <w:r>
+        <w:rPr>
+          <w:b/>
+          <w:bCs/>
+          <w:sz w:val="28"/>
+          <w:szCs w:val="28"/>
+          <w:u w:val="single"/>
+        </w:rPr>
+        <w:t>Business Problem</w:t>
+      </w:r>
+    </w:p>
+    <w:p>
+      <w:r>
+        <w:t>Organizations often struggle to balance inventory levels with customer demand. Poor forecasting can lead to:</w:t>
       </w:r>
     </w:p>
     <w:p>
       <w:pPr>
         <w:numPr>
           <w:ilvl w:val="0"/>
-          <w:numId w:val="2"/>
+          <w:numId w:val="7"/>
         </w:numPr>
       </w:pPr>
       <w:r>
-        <w:t xml:space="preserve">Date </w:t>
+        <w:t>Stockouts and lost sales</w:t>
       </w:r>
     </w:p>
     <w:p>
       <w:pPr>
         <w:numPr>
           <w:ilvl w:val="0"/>
-          <w:numId w:val="2"/>
+          <w:numId w:val="7"/>
         </w:numPr>
       </w:pPr>
       <w:r>
-        <w:t xml:space="preserve">Store ID </w:t>
+        <w:t>Overstocking and increased holding costs</w:t>
       </w:r>
     </w:p>
     <w:p>
       <w:pPr>
         <w:numPr>
           <w:ilvl w:val="0"/>
-          <w:numId w:val="2"/>
+          <w:numId w:val="7"/>
         </w:numPr>
       </w:pPr>
       <w:r>
-        <w:t xml:space="preserve">Product ID </w:t>
+        <w:t>Poor promotion planning</w:t>
+      </w:r>
+    </w:p>
+    <w:p>
+      <w:r>
+        <w:t xml:space="preserve">This project </w:t>
+      </w:r>
+      <w:proofErr w:type="spellStart"/>
+      <w:r>
+        <w:t>analyzes</w:t>
+      </w:r>
+      <w:proofErr w:type="spellEnd"/>
+      <w:r>
+        <w:t xml:space="preserve"> inventory data to identify demand patterns, evaluate forecast performance, and highlight stockout risks.</w:t>
+      </w:r>
+    </w:p>
+    <w:p>
+      <w:pPr>
+        <w:rPr>
+          <w:b/>
+          <w:bCs/>
+          <w:sz w:val="28"/>
+          <w:szCs w:val="28"/>
+          <w:u w:val="single"/>
+        </w:rPr>
+      </w:pPr>
+      <w:r>
+        <w:rPr>
+          <w:b/>
+          <w:bCs/>
+          <w:sz w:val="28"/>
+          <w:szCs w:val="28"/>
+          <w:u w:val="single"/>
+        </w:rPr>
+        <w:t>Dataset</w:t>
+      </w:r>
+    </w:p>
+    <w:p>
+      <w:r>
+        <w:t>The dataset includes inventory and sales data with the following key fields:</w:t>
       </w:r>
     </w:p>
     <w:p>
       <w:pPr>
         <w:numPr>
           <w:ilvl w:val="0"/>
-          <w:numId w:val="2"/>
+          <w:numId w:val="8"/>
         </w:numPr>
       </w:pPr>
       <w:r>
-        <w:t xml:space="preserve">Category </w:t>
+        <w:t>Date</w:t>
       </w:r>
     </w:p>
     <w:p>
       <w:pPr>
         <w:numPr>
           <w:ilvl w:val="0"/>
-          <w:numId w:val="2"/>
+          <w:numId w:val="8"/>
         </w:numPr>
       </w:pPr>
       <w:r>
-        <w:t xml:space="preserve">Units Sold </w:t>
+        <w:t>Store and Product identifiers</w:t>
       </w:r>
     </w:p>
     <w:p>
       <w:pPr>
         <w:numPr>
           <w:ilvl w:val="0"/>
-          <w:numId w:val="2"/>
+          <w:numId w:val="8"/>
         </w:numPr>
       </w:pPr>
       <w:r>
-        <w:t xml:space="preserve">Inventory Level </w:t>
+        <w:t>Category and Region</w:t>
       </w:r>
     </w:p>
     <w:p>
       <w:pPr>
         <w:numPr>
           <w:ilvl w:val="0"/>
-          <w:numId w:val="2"/>
+          <w:numId w:val="8"/>
         </w:numPr>
       </w:pPr>
       <w:r>
-        <w:t xml:space="preserve">Demand Forecast </w:t>
+        <w:t>Inventory Level and Units Sold</w:t>
       </w:r>
     </w:p>
     <w:p>
       <w:pPr>
         <w:numPr>
           <w:ilvl w:val="0"/>
-          <w:numId w:val="2"/>
+          <w:numId w:val="8"/>
         </w:numPr>
       </w:pPr>
       <w:r>
-        <w:t xml:space="preserve">Price </w:t>
+        <w:t>Demand Forecast</w:t>
       </w:r>
     </w:p>
     <w:p>
       <w:pPr>
         <w:numPr>
           <w:ilvl w:val="0"/>
-          <w:numId w:val="2"/>
+          <w:numId w:val="8"/>
         </w:numPr>
       </w:pPr>
       <w:r>
-        <w:t xml:space="preserve">Discount </w:t>
+        <w:t>Pricing and Discounts</w:t>
       </w:r>
     </w:p>
     <w:p>
       <w:pPr>
         <w:numPr>
           <w:ilvl w:val="0"/>
-          <w:numId w:val="2"/>
+          <w:numId w:val="8"/>
         </w:numPr>
       </w:pPr>
       <w:r>
-        <w:t xml:space="preserve">Promotion </w:t>
+        <w:t>Promotion indicators</w:t>
       </w:r>
     </w:p>
     <w:p>
       <w:pPr>
         <w:numPr>
           <w:ilvl w:val="0"/>
-          <w:numId w:val="2"/>
+          <w:numId w:val="8"/>
         </w:numPr>
       </w:pPr>
       <w:r>
-        <w:t xml:space="preserve">Seasonality </w:t>
+        <w:t>Seasonality information</w:t>
+      </w:r>
+    </w:p>
+    <w:p>
+      <w:pPr>
+        <w:rPr>
+          <w:b/>
+          <w:bCs/>
+          <w:sz w:val="28"/>
+          <w:szCs w:val="28"/>
+          <w:u w:val="single"/>
+        </w:rPr>
+      </w:pPr>
+      <w:r>
+        <w:rPr>
+          <w:b/>
+          <w:bCs/>
+          <w:sz w:val="28"/>
+          <w:szCs w:val="28"/>
+          <w:u w:val="single"/>
+        </w:rPr>
+        <w:t>Data Processing</w:t>
+      </w:r>
+    </w:p>
+    <w:p>
+      <w:r>
+        <w:t>Data preparation and feature engineering were performed using SQL and Power BI:</w:t>
       </w:r>
     </w:p>
     <w:p>
       <w:pPr>
         <w:numPr>
           <w:ilvl w:val="0"/>
-          <w:numId w:val="2"/>
+          <w:numId w:val="9"/>
         </w:numPr>
       </w:pPr>
       <w:r>
-        <w:t xml:space="preserve">Region </w:t>
-      </w:r>
-    </w:p>
+        <w:t>Cleaned column names for consistency</w:t>
+      </w:r>
+    </w:p>
+    <w:p>
+      <w:pPr>
+        <w:numPr>
+          <w:ilvl w:val="0"/>
+          <w:numId w:val="9"/>
+        </w:numPr>
+      </w:pPr>
+      <w:r>
+        <w:t>Checked and handled missing values</w:t>
+      </w:r>
+    </w:p>
+    <w:p>
+      <w:pPr>
+        <w:numPr>
+          <w:ilvl w:val="0"/>
+          <w:numId w:val="9"/>
+        </w:numPr>
+      </w:pPr>
+      <w:r>
+        <w:t>Created new fields:</w:t>
+      </w:r>
+    </w:p>
+    <w:p>
+      <w:pPr>
+        <w:numPr>
+          <w:ilvl w:val="1"/>
+          <w:numId w:val="9"/>
+        </w:numPr>
+      </w:pPr>
+      <w:r>
+        <w:lastRenderedPageBreak/>
+        <w:t>Year, Month, Day</w:t>
+      </w:r>
+    </w:p>
+    <w:p>
+      <w:pPr>
+        <w:numPr>
+          <w:ilvl w:val="1"/>
+          <w:numId w:val="9"/>
+        </w:numPr>
+      </w:pPr>
+      <w:r>
+        <w:t>Revenue</w:t>
+      </w:r>
+    </w:p>
+    <w:p>
+      <w:pPr>
+        <w:numPr>
+          <w:ilvl w:val="1"/>
+          <w:numId w:val="9"/>
+        </w:numPr>
+      </w:pPr>
+      <w:r>
+        <w:t>Forecast Error</w:t>
+      </w:r>
+    </w:p>
+    <w:p>
+      <w:pPr>
+        <w:numPr>
+          <w:ilvl w:val="1"/>
+          <w:numId w:val="9"/>
+        </w:numPr>
+      </w:pPr>
+      <w:r>
+        <w:t>Stockout Status</w:t>
+      </w:r>
+    </w:p>
+    <w:p>
+      <w:pPr>
+        <w:numPr>
+          <w:ilvl w:val="1"/>
+          <w:numId w:val="9"/>
+        </w:numPr>
+      </w:pPr>
+      <w:r>
+        <w:t>Promotion Status</w:t>
+      </w:r>
+    </w:p>
+    <w:p>
+      <w:r>
+        <w:t>A cleaned dataset was generated for analysis and reporting.</w:t>
+      </w:r>
+    </w:p>
+    <w:p>
+      <w:pPr>
+        <w:rPr>
+          <w:b/>
+          <w:bCs/>
+          <w:sz w:val="28"/>
+          <w:szCs w:val="28"/>
+          <w:u w:val="single"/>
+        </w:rPr>
+      </w:pPr>
+      <w:r>
+        <w:rPr>
+          <w:b/>
+          <w:bCs/>
+          <w:sz w:val="28"/>
+          <w:szCs w:val="28"/>
+          <w:u w:val="single"/>
+        </w:rPr>
+        <w:t>Analysis Performed</w:t>
+      </w:r>
+      <w:r>
+        <w:rPr>
+          <w:b/>
+          <w:bCs/>
+          <w:sz w:val="28"/>
+          <w:szCs w:val="28"/>
+          <w:u w:val="single"/>
+        </w:rPr>
+        <w:t>:</w:t>
+      </w:r>
+    </w:p>
+    <w:p>
+      <w:r>
+        <w:t>Sales Performance</w:t>
+      </w:r>
+      <w:r>
+        <w:t>:</w:t>
+      </w:r>
+    </w:p>
+    <w:p>
+      <w:pPr>
+        <w:numPr>
+          <w:ilvl w:val="0"/>
+          <w:numId w:val="10"/>
+        </w:numPr>
+      </w:pPr>
+      <w:r>
+        <w:t>Sales by product category</w:t>
+      </w:r>
+    </w:p>
+    <w:p>
+      <w:pPr>
+        <w:numPr>
+          <w:ilvl w:val="0"/>
+          <w:numId w:val="10"/>
+        </w:numPr>
+      </w:pPr>
+      <w:r>
+        <w:t>Regional performance analysis</w:t>
+      </w:r>
+    </w:p>
+    <w:p>
+      <w:pPr>
+        <w:numPr>
+          <w:ilvl w:val="0"/>
+          <w:numId w:val="10"/>
+        </w:numPr>
+      </w:pPr>
+      <w:r>
+        <w:t>Monthly sales trends</w:t>
+      </w:r>
+    </w:p>
+    <w:p>
+      <w:r>
+        <w:t>Forecast Accuracy</w:t>
+      </w:r>
+      <w:r>
+        <w:t>:</w:t>
+      </w:r>
+    </w:p>
+    <w:p>
+      <w:pPr>
+        <w:numPr>
+          <w:ilvl w:val="0"/>
+          <w:numId w:val="11"/>
+        </w:numPr>
+      </w:pPr>
+      <w:r>
+        <w:t>Forecast vs actual sales comparison</w:t>
+      </w:r>
+    </w:p>
+    <w:p>
+      <w:pPr>
+        <w:numPr>
+          <w:ilvl w:val="0"/>
+          <w:numId w:val="11"/>
+        </w:numPr>
+      </w:pPr>
+      <w:r>
+        <w:t>Mean Absolute Error (MAE) evaluation</w:t>
+      </w:r>
+    </w:p>
+    <w:p>
+      <w:r>
+        <w:t>Inventory &amp; Risk</w:t>
+      </w:r>
+      <w:r>
+        <w:t>:</w:t>
+      </w:r>
+    </w:p>
+    <w:p>
+      <w:pPr>
+        <w:numPr>
+          <w:ilvl w:val="0"/>
+          <w:numId w:val="12"/>
+        </w:numPr>
+      </w:pPr>
+      <w:r>
+        <w:t>Stockout risk identification</w:t>
+      </w:r>
+    </w:p>
+    <w:p>
+      <w:pPr>
+        <w:numPr>
+          <w:ilvl w:val="0"/>
+          <w:numId w:val="12"/>
+        </w:numPr>
+      </w:pPr>
+      <w:r>
+        <w:t>Risk distribution by category</w:t>
+      </w:r>
+    </w:p>
+    <w:p>
+      <w:r>
+        <w:t>Promotions &amp; Seasonality</w:t>
+      </w:r>
+      <w:r>
+        <w:t>:</w:t>
+      </w:r>
+    </w:p>
+    <w:p>
+      <w:pPr>
+        <w:numPr>
+          <w:ilvl w:val="0"/>
+          <w:numId w:val="13"/>
+        </w:numPr>
+      </w:pPr>
+      <w:r>
+        <w:t>Impact of promotions on sales</w:t>
+      </w:r>
+    </w:p>
+    <w:p>
+      <w:pPr>
+        <w:numPr>
+          <w:ilvl w:val="0"/>
+          <w:numId w:val="13"/>
+        </w:numPr>
+      </w:pPr>
+      <w:r>
+        <w:t>Seasonal demand trends</w:t>
+      </w:r>
+    </w:p>
+    <w:p>
+      <w:pPr>
+        <w:rPr>
+          <w:b/>
+          <w:bCs/>
+          <w:sz w:val="28"/>
+          <w:szCs w:val="28"/>
+          <w:u w:val="single"/>
+        </w:rPr>
+      </w:pPr>
+      <w:r>
+        <w:rPr>
+          <w:b/>
+          <w:bCs/>
+          <w:sz w:val="28"/>
+          <w:szCs w:val="28"/>
+          <w:u w:val="single"/>
+        </w:rPr>
+        <w:t>Dashboard &amp; Reporting</w:t>
+      </w:r>
+    </w:p>
+    <w:p>
+      <w:r>
+        <w:t>An interactive dashboard was built to visualize:</w:t>
+      </w:r>
+    </w:p>
+    <w:p>
+      <w:pPr>
+        <w:numPr>
+          <w:ilvl w:val="0"/>
+          <w:numId w:val="14"/>
+        </w:numPr>
+      </w:pPr>
+      <w:r>
+        <w:t>Total sales and revenue</w:t>
+      </w:r>
+    </w:p>
+    <w:p>
+      <w:pPr>
+        <w:numPr>
+          <w:ilvl w:val="0"/>
+          <w:numId w:val="14"/>
+        </w:numPr>
+      </w:pPr>
+      <w:r>
+        <w:t>Forecast performance</w:t>
+      </w:r>
+    </w:p>
+    <w:p>
+      <w:pPr>
+        <w:numPr>
+          <w:ilvl w:val="0"/>
+          <w:numId w:val="14"/>
+        </w:numPr>
+      </w:pPr>
+      <w:r>
+        <w:t>Stockout risks</w:t>
+      </w:r>
+    </w:p>
+    <w:p>
+      <w:pPr>
+        <w:numPr>
+          <w:ilvl w:val="0"/>
+          <w:numId w:val="14"/>
+        </w:numPr>
+      </w:pPr>
+      <w:r>
+        <w:t>Promotion effectiveness</w:t>
+      </w:r>
+    </w:p>
+    <w:p>
+      <w:pPr>
+        <w:numPr>
+          <w:ilvl w:val="0"/>
+          <w:numId w:val="14"/>
+        </w:numPr>
+      </w:pPr>
+      <w:r>
+        <w:t>Sales trends by category and region</w:t>
+      </w:r>
+    </w:p>
+    <w:p>
+      <w:r>
+        <w:t>Filters were added to enable analysis by:</w:t>
+      </w:r>
+    </w:p>
+    <w:p>
+      <w:pPr>
+        <w:numPr>
+          <w:ilvl w:val="0"/>
+          <w:numId w:val="15"/>
+        </w:numPr>
+      </w:pPr>
+      <w:r>
+        <w:lastRenderedPageBreak/>
+        <w:t>Region</w:t>
+      </w:r>
+    </w:p>
+    <w:p>
+      <w:pPr>
+        <w:numPr>
+          <w:ilvl w:val="0"/>
+          <w:numId w:val="15"/>
+        </w:numPr>
+      </w:pPr>
+      <w:r>
+        <w:t>Category</w:t>
+      </w:r>
+    </w:p>
+    <w:p>
+      <w:pPr>
+        <w:numPr>
+          <w:ilvl w:val="0"/>
+          <w:numId w:val="15"/>
+        </w:numPr>
+      </w:pPr>
+      <w:r>
+        <w:t>Year</w:t>
+      </w:r>
+    </w:p>
+    <w:p>
+      <w:pPr>
+        <w:numPr>
+          <w:ilvl w:val="0"/>
+          <w:numId w:val="15"/>
+        </w:numPr>
+      </w:pPr>
+      <w:r>
+        <w:t>Promotion status</w:t>
+      </w:r>
+    </w:p>
+    <w:p>
+      <w:pPr>
+        <w:rPr>
+          <w:b/>
+          <w:bCs/>
+          <w:sz w:val="28"/>
+          <w:szCs w:val="28"/>
+          <w:u w:val="single"/>
+        </w:rPr>
+      </w:pPr>
+      <w:r>
+        <w:rPr>
+          <w:b/>
+          <w:bCs/>
+          <w:sz w:val="28"/>
+          <w:szCs w:val="28"/>
+          <w:u w:val="single"/>
+        </w:rPr>
+        <w:t>Key Insights</w:t>
+      </w:r>
+    </w:p>
+    <w:p>
+      <w:pPr>
+        <w:numPr>
+          <w:ilvl w:val="0"/>
+          <w:numId w:val="16"/>
+        </w:numPr>
+      </w:pPr>
+      <w:r>
+        <w:t>Promotions significantly increase sales performance.</w:t>
+      </w:r>
+    </w:p>
+    <w:p>
+      <w:pPr>
+        <w:numPr>
+          <w:ilvl w:val="0"/>
+          <w:numId w:val="16"/>
+        </w:numPr>
+      </w:pPr>
+      <w:r>
+        <w:t>Certain categories show higher stockout risk.</w:t>
+      </w:r>
+    </w:p>
+    <w:p>
+      <w:pPr>
+        <w:numPr>
+          <w:ilvl w:val="0"/>
+          <w:numId w:val="16"/>
+        </w:numPr>
+      </w:pPr>
+      <w:r>
+        <w:t>Forecast accuracy is moderate and can be improved.</w:t>
+      </w:r>
+    </w:p>
+    <w:p>
+      <w:pPr>
+        <w:numPr>
+          <w:ilvl w:val="0"/>
+          <w:numId w:val="16"/>
+        </w:numPr>
+      </w:pPr>
+      <w:r>
+        <w:t>Seasonality plays a key role in demand patterns.</w:t>
+      </w:r>
+    </w:p>
+    <w:p>
+      <w:pPr>
+        <w:rPr>
+          <w:b/>
+          <w:bCs/>
+          <w:sz w:val="28"/>
+          <w:szCs w:val="28"/>
+          <w:u w:val="single"/>
+        </w:rPr>
+      </w:pPr>
+      <w:r>
+        <w:rPr>
+          <w:b/>
+          <w:bCs/>
+          <w:sz w:val="28"/>
+          <w:szCs w:val="28"/>
+          <w:u w:val="single"/>
+        </w:rPr>
+        <w:t>Recommendations</w:t>
+      </w:r>
+    </w:p>
+    <w:p>
+      <w:pPr>
+        <w:numPr>
+          <w:ilvl w:val="0"/>
+          <w:numId w:val="17"/>
+        </w:numPr>
+      </w:pPr>
+      <w:r>
+        <w:t>Improve forecasting models to reduce errors.</w:t>
+      </w:r>
+    </w:p>
+    <w:p>
+      <w:pPr>
+        <w:numPr>
+          <w:ilvl w:val="0"/>
+          <w:numId w:val="17"/>
+        </w:numPr>
+      </w:pPr>
+      <w:r>
+        <w:t>Optimize inventory levels for high-risk categories.</w:t>
+      </w:r>
+    </w:p>
+    <w:p>
+      <w:pPr>
+        <w:numPr>
+          <w:ilvl w:val="0"/>
+          <w:numId w:val="17"/>
+        </w:numPr>
+      </w:pPr>
+      <w:r>
+        <w:t>Align inventory planning with promotional and seasonal demand.</w:t>
+      </w:r>
+    </w:p>
+    <w:p>
+      <w:pPr>
+        <w:numPr>
+          <w:ilvl w:val="0"/>
+          <w:numId w:val="17"/>
+        </w:numPr>
+      </w:pPr>
+      <w:r>
+        <w:t>Use data insights for proactive inventory management.</w:t>
+      </w:r>
+    </w:p>
+    <w:p>
+      <w:pPr>
+        <w:rPr>
+          <w:b/>
+          <w:bCs/>
+          <w:sz w:val="28"/>
+          <w:szCs w:val="28"/>
+          <w:u w:val="single"/>
+        </w:rPr>
+      </w:pPr>
+      <w:r>
+        <w:rPr>
+          <w:b/>
+          <w:bCs/>
+          <w:sz w:val="28"/>
+          <w:szCs w:val="28"/>
+          <w:u w:val="single"/>
+        </w:rPr>
+        <w:t>Tools Used</w:t>
+      </w:r>
+    </w:p>
+    <w:p>
+      <w:pPr>
+        <w:numPr>
+          <w:ilvl w:val="0"/>
+          <w:numId w:val="18"/>
+        </w:numPr>
+      </w:pPr>
+      <w:r>
+        <w:t>SQL (Data processing and transformation)</w:t>
+      </w:r>
+    </w:p>
+    <w:p>
+      <w:pPr>
+        <w:numPr>
+          <w:ilvl w:val="0"/>
+          <w:numId w:val="18"/>
+        </w:numPr>
+      </w:pPr>
+      <w:r>
+        <w:t>Excel (Pivot analysis and exploration)</w:t>
+      </w:r>
+    </w:p>
+    <w:p>
+      <w:pPr>
+        <w:numPr>
+          <w:ilvl w:val="0"/>
+          <w:numId w:val="18"/>
+        </w:numPr>
+      </w:pPr>
+      <w:r>
+        <w:t>Power BI (Dashboard and visualization)</w:t>
+      </w:r>
+    </w:p>
+    <w:p>
+      <w:pPr>
+        <w:numPr>
+          <w:ilvl w:val="0"/>
+          <w:numId w:val="18"/>
+        </w:numPr>
+      </w:pPr>
+      <w:r>
+        <w:t>GitHub (Version control and documentation)</w:t>
+      </w:r>
+    </w:p>
+    <w:p>
+      <w:pPr>
+        <w:rPr>
+          <w:b/>
+          <w:bCs/>
+          <w:sz w:val="28"/>
+          <w:szCs w:val="28"/>
+          <w:u w:val="single"/>
+        </w:rPr>
+      </w:pPr>
+      <w:r>
+        <w:rPr>
+          <w:b/>
+          <w:bCs/>
+          <w:sz w:val="28"/>
+          <w:szCs w:val="28"/>
+          <w:u w:val="single"/>
+        </w:rPr>
+        <w:t>Conclusion</w:t>
+      </w:r>
+    </w:p>
+    <w:p>
+      <w:r>
+        <w:t>This project demonstrates how data analytics can support better inventory planning, reduce risks, and improve decision-making through data-driven insights.</w:t>
+      </w:r>
+    </w:p>
+    <w:p/>
     <w:sectPr>
       <w:pgSz w:w="11906" w:h="16838"/>
       <w:pgMar w:top="1440" w:right="1440" w:bottom="1440" w:left="1440" w:header="708" w:footer="708" w:gutter="0"/>
@@ -274,6 +891,304 @@
 <file path=word/numbering.xml><?xml version="1.0" encoding="utf-8"?>
 <w:numbering xmlns:wpc="http://schemas.microsoft.com/office/word/2010/wordprocessingCanvas" xmlns:cx="http://schemas.microsoft.com/office/drawing/2014/chartex" xmlns:cx1="http://schemas.microsoft.com/office/drawing/2015/9/8/chartex" xmlns:cx2="http://schemas.microsoft.com/office/drawing/2015/10/21/chartex" xmlns:cx3="http://schemas.microsoft.com/office/drawing/2016/5/9/chartex" xmlns:cx4="http://schemas.microsoft.com/office/drawing/2016/5/10/chartex" xmlns:cx5="http://schemas.microsoft.com/office/drawing/2016/5/11/chartex" xmlns:cx6="http://schemas.microsoft.com/office/drawing/2016/5/12/chartex" xmlns:cx7="http://schemas.microsoft.com/office/drawing/2016/5/13/chartex" xmlns:cx8="http://schemas.microsoft.com/office/drawing/2016/5/14/chartex" xmlns:mc="http://schemas.openxmlformats.org/markup-compatibility/2006" xmlns:aink="http://schemas.microsoft.com/office/drawing/2016/ink" xmlns:am3d="http://schemas.microsoft.com/office/drawing/2017/model3d" xmlns:o="urn:schemas-microsoft-com:office:office" xmlns:oel="http://schemas.microsoft.com/office/2019/extlst" xmlns:r="http://schemas.openxmlformats.org/officeDocument/2006/relationships" xmlns:m="http://schemas.openxmlformats.org/officeDocument/2006/math" xmlns:v="urn:schemas-microsoft-com:vml" xmlns:wp14="http://schemas.microsoft.com/office/word/2010/wordprocessingDrawing" xmlns:wp="http://schemas.openxmlformats.org/drawingml/2006/wordprocessingDrawing" xmlns:w10="urn:schemas-microsoft-com:office:word" xmlns:w="http://schemas.openxmlformats.org/wordprocessingml/2006/main" xmlns:w14="http://schemas.microsoft.com/office/word/2010/wordml" xmlns:w15="http://schemas.microsoft.com/office/word/2012/wordml" xmlns:w16cex="http://schemas.microsoft.com/office/word/2018/wordml/cex" xmlns:w16cid="http://schemas.microsoft.com/office/word/2016/wordml/cid" xmlns:w16="http://schemas.microsoft.com/office/word/2018/wordml" xmlns:w16du="http://schemas.microsoft.com/office/word/2023/wordml/word16du" xmlns:w16sdtdh="http://schemas.microsoft.com/office/word/2020/wordml/sdtdatahash" xmlns:w16sdtfl="http://schemas.microsoft.com/office/word/2024/wordml/sdtformatlock" xmlns:w16se="http://schemas.microsoft.com/office/word/2015/wordml/symex" xmlns:wpg="http://schemas.microsoft.com/office/word/2010/wordprocessingGroup" xmlns:wpi="http://schemas.microsoft.com/office/word/2010/wordprocessingInk" xmlns:wne="http://schemas.microsoft.com/office/word/2006/wordml" xmlns:wps="http://schemas.microsoft.com/office/word/2010/wordprocessingShape" mc:Ignorable="w14 w15 w16se w16cid w16 w16cex w16sdtdh w16sdtfl w16du wp14">
   <w:abstractNum w:abstractNumId="0" w15:restartNumberingAfterBreak="0">
+    <w:nsid w:val="01442DFB"/>
+    <w:multiLevelType w:val="multilevel"/>
+    <w:tmpl w:val="555C1716"/>
+    <w:lvl w:ilvl="0">
+      <w:start w:val="1"/>
+      <w:numFmt w:val="bullet"/>
+      <w:lvlText w:val=""/>
+      <w:lvlJc w:val="left"/>
+      <w:pPr>
+        <w:tabs>
+          <w:tab w:val="num" w:pos="720"/>
+        </w:tabs>
+        <w:ind w:left="720" w:hanging="360"/>
+      </w:pPr>
+      <w:rPr>
+        <w:rFonts w:ascii="Symbol" w:hAnsi="Symbol" w:hint="default"/>
+        <w:sz w:val="20"/>
+      </w:rPr>
+    </w:lvl>
+    <w:lvl w:ilvl="1" w:tentative="1">
+      <w:start w:val="1"/>
+      <w:numFmt w:val="bullet"/>
+      <w:lvlText w:val="o"/>
+      <w:lvlJc w:val="left"/>
+      <w:pPr>
+        <w:tabs>
+          <w:tab w:val="num" w:pos="1440"/>
+        </w:tabs>
+        <w:ind w:left="1440" w:hanging="360"/>
+      </w:pPr>
+      <w:rPr>
+        <w:rFonts w:ascii="Courier New" w:hAnsi="Courier New" w:hint="default"/>
+        <w:sz w:val="20"/>
+      </w:rPr>
+    </w:lvl>
+    <w:lvl w:ilvl="2" w:tentative="1">
+      <w:start w:val="1"/>
+      <w:numFmt w:val="bullet"/>
+      <w:lvlText w:val=""/>
+      <w:lvlJc w:val="left"/>
+      <w:pPr>
+        <w:tabs>
+          <w:tab w:val="num" w:pos="2160"/>
+        </w:tabs>
+        <w:ind w:left="2160" w:hanging="360"/>
+      </w:pPr>
+      <w:rPr>
+        <w:rFonts w:ascii="Wingdings" w:hAnsi="Wingdings" w:hint="default"/>
+        <w:sz w:val="20"/>
+      </w:rPr>
+    </w:lvl>
+    <w:lvl w:ilvl="3" w:tentative="1">
+      <w:start w:val="1"/>
+      <w:numFmt w:val="bullet"/>
+      <w:lvlText w:val=""/>
+      <w:lvlJc w:val="left"/>
+      <w:pPr>
+        <w:tabs>
+          <w:tab w:val="num" w:pos="2880"/>
+        </w:tabs>
+        <w:ind w:left="2880" w:hanging="360"/>
+      </w:pPr>
+      <w:rPr>
+        <w:rFonts w:ascii="Wingdings" w:hAnsi="Wingdings" w:hint="default"/>
+        <w:sz w:val="20"/>
+      </w:rPr>
+    </w:lvl>
+    <w:lvl w:ilvl="4" w:tentative="1">
+      <w:start w:val="1"/>
+      <w:numFmt w:val="bullet"/>
+      <w:lvlText w:val=""/>
+      <w:lvlJc w:val="left"/>
+      <w:pPr>
+        <w:tabs>
+          <w:tab w:val="num" w:pos="3600"/>
+        </w:tabs>
+        <w:ind w:left="3600" w:hanging="360"/>
+      </w:pPr>
+      <w:rPr>
+        <w:rFonts w:ascii="Wingdings" w:hAnsi="Wingdings" w:hint="default"/>
+        <w:sz w:val="20"/>
+      </w:rPr>
+    </w:lvl>
+    <w:lvl w:ilvl="5" w:tentative="1">
+      <w:start w:val="1"/>
+      <w:numFmt w:val="bullet"/>
+      <w:lvlText w:val=""/>
+      <w:lvlJc w:val="left"/>
+      <w:pPr>
+        <w:tabs>
+          <w:tab w:val="num" w:pos="4320"/>
+        </w:tabs>
+        <w:ind w:left="4320" w:hanging="360"/>
+      </w:pPr>
+      <w:rPr>
+        <w:rFonts w:ascii="Wingdings" w:hAnsi="Wingdings" w:hint="default"/>
+        <w:sz w:val="20"/>
+      </w:rPr>
+    </w:lvl>
+    <w:lvl w:ilvl="6" w:tentative="1">
+      <w:start w:val="1"/>
+      <w:numFmt w:val="bullet"/>
+      <w:lvlText w:val=""/>
+      <w:lvlJc w:val="left"/>
+      <w:pPr>
+        <w:tabs>
+          <w:tab w:val="num" w:pos="5040"/>
+        </w:tabs>
+        <w:ind w:left="5040" w:hanging="360"/>
+      </w:pPr>
+      <w:rPr>
+        <w:rFonts w:ascii="Wingdings" w:hAnsi="Wingdings" w:hint="default"/>
+        <w:sz w:val="20"/>
+      </w:rPr>
+    </w:lvl>
+    <w:lvl w:ilvl="7" w:tentative="1">
+      <w:start w:val="1"/>
+      <w:numFmt w:val="bullet"/>
+      <w:lvlText w:val=""/>
+      <w:lvlJc w:val="left"/>
+      <w:pPr>
+        <w:tabs>
+          <w:tab w:val="num" w:pos="5760"/>
+        </w:tabs>
+        <w:ind w:left="5760" w:hanging="360"/>
+      </w:pPr>
+      <w:rPr>
+        <w:rFonts w:ascii="Wingdings" w:hAnsi="Wingdings" w:hint="default"/>
+        <w:sz w:val="20"/>
+      </w:rPr>
+    </w:lvl>
+    <w:lvl w:ilvl="8" w:tentative="1">
+      <w:start w:val="1"/>
+      <w:numFmt w:val="bullet"/>
+      <w:lvlText w:val=""/>
+      <w:lvlJc w:val="left"/>
+      <w:pPr>
+        <w:tabs>
+          <w:tab w:val="num" w:pos="6480"/>
+        </w:tabs>
+        <w:ind w:left="6480" w:hanging="360"/>
+      </w:pPr>
+      <w:rPr>
+        <w:rFonts w:ascii="Wingdings" w:hAnsi="Wingdings" w:hint="default"/>
+        <w:sz w:val="20"/>
+      </w:rPr>
+    </w:lvl>
+  </w:abstractNum>
+  <w:abstractNum w:abstractNumId="1" w15:restartNumberingAfterBreak="0">
+    <w:nsid w:val="0236722E"/>
+    <w:multiLevelType w:val="multilevel"/>
+    <w:tmpl w:val="420AFC3C"/>
+    <w:lvl w:ilvl="0">
+      <w:start w:val="1"/>
+      <w:numFmt w:val="bullet"/>
+      <w:lvlText w:val=""/>
+      <w:lvlJc w:val="left"/>
+      <w:pPr>
+        <w:tabs>
+          <w:tab w:val="num" w:pos="720"/>
+        </w:tabs>
+        <w:ind w:left="720" w:hanging="360"/>
+      </w:pPr>
+      <w:rPr>
+        <w:rFonts w:ascii="Symbol" w:hAnsi="Symbol" w:hint="default"/>
+        <w:sz w:val="20"/>
+      </w:rPr>
+    </w:lvl>
+    <w:lvl w:ilvl="1" w:tentative="1">
+      <w:start w:val="1"/>
+      <w:numFmt w:val="bullet"/>
+      <w:lvlText w:val="o"/>
+      <w:lvlJc w:val="left"/>
+      <w:pPr>
+        <w:tabs>
+          <w:tab w:val="num" w:pos="1440"/>
+        </w:tabs>
+        <w:ind w:left="1440" w:hanging="360"/>
+      </w:pPr>
+      <w:rPr>
+        <w:rFonts w:ascii="Courier New" w:hAnsi="Courier New" w:hint="default"/>
+        <w:sz w:val="20"/>
+      </w:rPr>
+    </w:lvl>
+    <w:lvl w:ilvl="2" w:tentative="1">
+      <w:start w:val="1"/>
+      <w:numFmt w:val="bullet"/>
+      <w:lvlText w:val=""/>
+      <w:lvlJc w:val="left"/>
+      <w:pPr>
+        <w:tabs>
+          <w:tab w:val="num" w:pos="2160"/>
+        </w:tabs>
+        <w:ind w:left="2160" w:hanging="360"/>
+      </w:pPr>
+      <w:rPr>
+        <w:rFonts w:ascii="Wingdings" w:hAnsi="Wingdings" w:hint="default"/>
+        <w:sz w:val="20"/>
+      </w:rPr>
+    </w:lvl>
+    <w:lvl w:ilvl="3" w:tentative="1">
+      <w:start w:val="1"/>
+      <w:numFmt w:val="bullet"/>
+      <w:lvlText w:val=""/>
+      <w:lvlJc w:val="left"/>
+      <w:pPr>
+        <w:tabs>
+          <w:tab w:val="num" w:pos="2880"/>
+        </w:tabs>
+        <w:ind w:left="2880" w:hanging="360"/>
+      </w:pPr>
+      <w:rPr>
+        <w:rFonts w:ascii="Wingdings" w:hAnsi="Wingdings" w:hint="default"/>
+        <w:sz w:val="20"/>
+      </w:rPr>
+    </w:lvl>
+    <w:lvl w:ilvl="4" w:tentative="1">
+      <w:start w:val="1"/>
+      <w:numFmt w:val="bullet"/>
+      <w:lvlText w:val=""/>
+      <w:lvlJc w:val="left"/>
+      <w:pPr>
+        <w:tabs>
+          <w:tab w:val="num" w:pos="3600"/>
+        </w:tabs>
+        <w:ind w:left="3600" w:hanging="360"/>
+      </w:pPr>
+      <w:rPr>
+        <w:rFonts w:ascii="Wingdings" w:hAnsi="Wingdings" w:hint="default"/>
+        <w:sz w:val="20"/>
+      </w:rPr>
+    </w:lvl>
+    <w:lvl w:ilvl="5" w:tentative="1">
+      <w:start w:val="1"/>
+      <w:numFmt w:val="bullet"/>
+      <w:lvlText w:val=""/>
+      <w:lvlJc w:val="left"/>
+      <w:pPr>
+        <w:tabs>
+          <w:tab w:val="num" w:pos="4320"/>
+        </w:tabs>
+        <w:ind w:left="4320" w:hanging="360"/>
+      </w:pPr>
+      <w:rPr>
+        <w:rFonts w:ascii="Wingdings" w:hAnsi="Wingdings" w:hint="default"/>
+        <w:sz w:val="20"/>
+      </w:rPr>
+    </w:lvl>
+    <w:lvl w:ilvl="6" w:tentative="1">
+      <w:start w:val="1"/>
+      <w:numFmt w:val="bullet"/>
+      <w:lvlText w:val=""/>
+      <w:lvlJc w:val="left"/>
+      <w:pPr>
+        <w:tabs>
+          <w:tab w:val="num" w:pos="5040"/>
+        </w:tabs>
+        <w:ind w:left="5040" w:hanging="360"/>
+      </w:pPr>
+      <w:rPr>
+        <w:rFonts w:ascii="Wingdings" w:hAnsi="Wingdings" w:hint="default"/>
+        <w:sz w:val="20"/>
+      </w:rPr>
+    </w:lvl>
+    <w:lvl w:ilvl="7" w:tentative="1">
+      <w:start w:val="1"/>
+      <w:numFmt w:val="bullet"/>
+      <w:lvlText w:val=""/>
+      <w:lvlJc w:val="left"/>
+      <w:pPr>
+        <w:tabs>
+          <w:tab w:val="num" w:pos="5760"/>
+        </w:tabs>
+        <w:ind w:left="5760" w:hanging="360"/>
+      </w:pPr>
+      <w:rPr>
+        <w:rFonts w:ascii="Wingdings" w:hAnsi="Wingdings" w:hint="default"/>
+        <w:sz w:val="20"/>
+      </w:rPr>
+    </w:lvl>
+    <w:lvl w:ilvl="8" w:tentative="1">
+      <w:start w:val="1"/>
+      <w:numFmt w:val="bullet"/>
+      <w:lvlText w:val=""/>
+      <w:lvlJc w:val="left"/>
+      <w:pPr>
+        <w:tabs>
+          <w:tab w:val="num" w:pos="6480"/>
+        </w:tabs>
+        <w:ind w:left="6480" w:hanging="360"/>
+      </w:pPr>
+      <w:rPr>
+        <w:rFonts w:ascii="Wingdings" w:hAnsi="Wingdings" w:hint="default"/>
+        <w:sz w:val="20"/>
+      </w:rPr>
+    </w:lvl>
+  </w:abstractNum>
+  <w:abstractNum w:abstractNumId="2" w15:restartNumberingAfterBreak="0">
     <w:nsid w:val="04112088"/>
     <w:multiLevelType w:val="multilevel"/>
     <w:tmpl w:val="60425638"/>
@@ -422,7 +1337,7 @@
       </w:rPr>
     </w:lvl>
   </w:abstractNum>
-  <w:abstractNum w:abstractNumId="1" w15:restartNumberingAfterBreak="0">
+  <w:abstractNum w:abstractNumId="3" w15:restartNumberingAfterBreak="0">
     <w:nsid w:val="1EA549FC"/>
     <w:multiLevelType w:val="multilevel"/>
     <w:tmpl w:val="124684CA"/>
@@ -571,7 +1486,7 @@
       </w:rPr>
     </w:lvl>
   </w:abstractNum>
-  <w:abstractNum w:abstractNumId="2" w15:restartNumberingAfterBreak="0">
+  <w:abstractNum w:abstractNumId="4" w15:restartNumberingAfterBreak="0">
     <w:nsid w:val="2A6D5E18"/>
     <w:multiLevelType w:val="multilevel"/>
     <w:tmpl w:val="0D721D1A"/>
@@ -720,7 +1635,1348 @@
       </w:rPr>
     </w:lvl>
   </w:abstractNum>
-  <w:abstractNum w:abstractNumId="3" w15:restartNumberingAfterBreak="0">
+  <w:abstractNum w:abstractNumId="5" w15:restartNumberingAfterBreak="0">
+    <w:nsid w:val="2EBC0CDF"/>
+    <w:multiLevelType w:val="multilevel"/>
+    <w:tmpl w:val="D400A0BA"/>
+    <w:lvl w:ilvl="0">
+      <w:start w:val="1"/>
+      <w:numFmt w:val="bullet"/>
+      <w:lvlText w:val=""/>
+      <w:lvlJc w:val="left"/>
+      <w:pPr>
+        <w:tabs>
+          <w:tab w:val="num" w:pos="720"/>
+        </w:tabs>
+        <w:ind w:left="720" w:hanging="360"/>
+      </w:pPr>
+      <w:rPr>
+        <w:rFonts w:ascii="Symbol" w:hAnsi="Symbol" w:hint="default"/>
+        <w:sz w:val="20"/>
+      </w:rPr>
+    </w:lvl>
+    <w:lvl w:ilvl="1" w:tentative="1">
+      <w:start w:val="1"/>
+      <w:numFmt w:val="bullet"/>
+      <w:lvlText w:val="o"/>
+      <w:lvlJc w:val="left"/>
+      <w:pPr>
+        <w:tabs>
+          <w:tab w:val="num" w:pos="1440"/>
+        </w:tabs>
+        <w:ind w:left="1440" w:hanging="360"/>
+      </w:pPr>
+      <w:rPr>
+        <w:rFonts w:ascii="Courier New" w:hAnsi="Courier New" w:hint="default"/>
+        <w:sz w:val="20"/>
+      </w:rPr>
+    </w:lvl>
+    <w:lvl w:ilvl="2" w:tentative="1">
+      <w:start w:val="1"/>
+      <w:numFmt w:val="bullet"/>
+      <w:lvlText w:val=""/>
+      <w:lvlJc w:val="left"/>
+      <w:pPr>
+        <w:tabs>
+          <w:tab w:val="num" w:pos="2160"/>
+        </w:tabs>
+        <w:ind w:left="2160" w:hanging="360"/>
+      </w:pPr>
+      <w:rPr>
+        <w:rFonts w:ascii="Wingdings" w:hAnsi="Wingdings" w:hint="default"/>
+        <w:sz w:val="20"/>
+      </w:rPr>
+    </w:lvl>
+    <w:lvl w:ilvl="3" w:tentative="1">
+      <w:start w:val="1"/>
+      <w:numFmt w:val="bullet"/>
+      <w:lvlText w:val=""/>
+      <w:lvlJc w:val="left"/>
+      <w:pPr>
+        <w:tabs>
+          <w:tab w:val="num" w:pos="2880"/>
+        </w:tabs>
+        <w:ind w:left="2880" w:hanging="360"/>
+      </w:pPr>
+      <w:rPr>
+        <w:rFonts w:ascii="Wingdings" w:hAnsi="Wingdings" w:hint="default"/>
+        <w:sz w:val="20"/>
+      </w:rPr>
+    </w:lvl>
+    <w:lvl w:ilvl="4" w:tentative="1">
+      <w:start w:val="1"/>
+      <w:numFmt w:val="bullet"/>
+      <w:lvlText w:val=""/>
+      <w:lvlJc w:val="left"/>
+      <w:pPr>
+        <w:tabs>
+          <w:tab w:val="num" w:pos="3600"/>
+        </w:tabs>
+        <w:ind w:left="3600" w:hanging="360"/>
+      </w:pPr>
+      <w:rPr>
+        <w:rFonts w:ascii="Wingdings" w:hAnsi="Wingdings" w:hint="default"/>
+        <w:sz w:val="20"/>
+      </w:rPr>
+    </w:lvl>
+    <w:lvl w:ilvl="5" w:tentative="1">
+      <w:start w:val="1"/>
+      <w:numFmt w:val="bullet"/>
+      <w:lvlText w:val=""/>
+      <w:lvlJc w:val="left"/>
+      <w:pPr>
+        <w:tabs>
+          <w:tab w:val="num" w:pos="4320"/>
+        </w:tabs>
+        <w:ind w:left="4320" w:hanging="360"/>
+      </w:pPr>
+      <w:rPr>
+        <w:rFonts w:ascii="Wingdings" w:hAnsi="Wingdings" w:hint="default"/>
+        <w:sz w:val="20"/>
+      </w:rPr>
+    </w:lvl>
+    <w:lvl w:ilvl="6" w:tentative="1">
+      <w:start w:val="1"/>
+      <w:numFmt w:val="bullet"/>
+      <w:lvlText w:val=""/>
+      <w:lvlJc w:val="left"/>
+      <w:pPr>
+        <w:tabs>
+          <w:tab w:val="num" w:pos="5040"/>
+        </w:tabs>
+        <w:ind w:left="5040" w:hanging="360"/>
+      </w:pPr>
+      <w:rPr>
+        <w:rFonts w:ascii="Wingdings" w:hAnsi="Wingdings" w:hint="default"/>
+        <w:sz w:val="20"/>
+      </w:rPr>
+    </w:lvl>
+    <w:lvl w:ilvl="7" w:tentative="1">
+      <w:start w:val="1"/>
+      <w:numFmt w:val="bullet"/>
+      <w:lvlText w:val=""/>
+      <w:lvlJc w:val="left"/>
+      <w:pPr>
+        <w:tabs>
+          <w:tab w:val="num" w:pos="5760"/>
+        </w:tabs>
+        <w:ind w:left="5760" w:hanging="360"/>
+      </w:pPr>
+      <w:rPr>
+        <w:rFonts w:ascii="Wingdings" w:hAnsi="Wingdings" w:hint="default"/>
+        <w:sz w:val="20"/>
+      </w:rPr>
+    </w:lvl>
+    <w:lvl w:ilvl="8" w:tentative="1">
+      <w:start w:val="1"/>
+      <w:numFmt w:val="bullet"/>
+      <w:lvlText w:val=""/>
+      <w:lvlJc w:val="left"/>
+      <w:pPr>
+        <w:tabs>
+          <w:tab w:val="num" w:pos="6480"/>
+        </w:tabs>
+        <w:ind w:left="6480" w:hanging="360"/>
+      </w:pPr>
+      <w:rPr>
+        <w:rFonts w:ascii="Wingdings" w:hAnsi="Wingdings" w:hint="default"/>
+        <w:sz w:val="20"/>
+      </w:rPr>
+    </w:lvl>
+  </w:abstractNum>
+  <w:abstractNum w:abstractNumId="6" w15:restartNumberingAfterBreak="0">
+    <w:nsid w:val="3F030ECA"/>
+    <w:multiLevelType w:val="multilevel"/>
+    <w:tmpl w:val="14DC9AF6"/>
+    <w:lvl w:ilvl="0">
+      <w:start w:val="1"/>
+      <w:numFmt w:val="bullet"/>
+      <w:lvlText w:val=""/>
+      <w:lvlJc w:val="left"/>
+      <w:pPr>
+        <w:tabs>
+          <w:tab w:val="num" w:pos="720"/>
+        </w:tabs>
+        <w:ind w:left="720" w:hanging="360"/>
+      </w:pPr>
+      <w:rPr>
+        <w:rFonts w:ascii="Symbol" w:hAnsi="Symbol" w:hint="default"/>
+        <w:sz w:val="20"/>
+      </w:rPr>
+    </w:lvl>
+    <w:lvl w:ilvl="1" w:tentative="1">
+      <w:start w:val="1"/>
+      <w:numFmt w:val="bullet"/>
+      <w:lvlText w:val="o"/>
+      <w:lvlJc w:val="left"/>
+      <w:pPr>
+        <w:tabs>
+          <w:tab w:val="num" w:pos="1440"/>
+        </w:tabs>
+        <w:ind w:left="1440" w:hanging="360"/>
+      </w:pPr>
+      <w:rPr>
+        <w:rFonts w:ascii="Courier New" w:hAnsi="Courier New" w:hint="default"/>
+        <w:sz w:val="20"/>
+      </w:rPr>
+    </w:lvl>
+    <w:lvl w:ilvl="2" w:tentative="1">
+      <w:start w:val="1"/>
+      <w:numFmt w:val="bullet"/>
+      <w:lvlText w:val=""/>
+      <w:lvlJc w:val="left"/>
+      <w:pPr>
+        <w:tabs>
+          <w:tab w:val="num" w:pos="2160"/>
+        </w:tabs>
+        <w:ind w:left="2160" w:hanging="360"/>
+      </w:pPr>
+      <w:rPr>
+        <w:rFonts w:ascii="Wingdings" w:hAnsi="Wingdings" w:hint="default"/>
+        <w:sz w:val="20"/>
+      </w:rPr>
+    </w:lvl>
+    <w:lvl w:ilvl="3" w:tentative="1">
+      <w:start w:val="1"/>
+      <w:numFmt w:val="bullet"/>
+      <w:lvlText w:val=""/>
+      <w:lvlJc w:val="left"/>
+      <w:pPr>
+        <w:tabs>
+          <w:tab w:val="num" w:pos="2880"/>
+        </w:tabs>
+        <w:ind w:left="2880" w:hanging="360"/>
+      </w:pPr>
+      <w:rPr>
+        <w:rFonts w:ascii="Wingdings" w:hAnsi="Wingdings" w:hint="default"/>
+        <w:sz w:val="20"/>
+      </w:rPr>
+    </w:lvl>
+    <w:lvl w:ilvl="4" w:tentative="1">
+      <w:start w:val="1"/>
+      <w:numFmt w:val="bullet"/>
+      <w:lvlText w:val=""/>
+      <w:lvlJc w:val="left"/>
+      <w:pPr>
+        <w:tabs>
+          <w:tab w:val="num" w:pos="3600"/>
+        </w:tabs>
+        <w:ind w:left="3600" w:hanging="360"/>
+      </w:pPr>
+      <w:rPr>
+        <w:rFonts w:ascii="Wingdings" w:hAnsi="Wingdings" w:hint="default"/>
+        <w:sz w:val="20"/>
+      </w:rPr>
+    </w:lvl>
+    <w:lvl w:ilvl="5" w:tentative="1">
+      <w:start w:val="1"/>
+      <w:numFmt w:val="bullet"/>
+      <w:lvlText w:val=""/>
+      <w:lvlJc w:val="left"/>
+      <w:pPr>
+        <w:tabs>
+          <w:tab w:val="num" w:pos="4320"/>
+        </w:tabs>
+        <w:ind w:left="4320" w:hanging="360"/>
+      </w:pPr>
+      <w:rPr>
+        <w:rFonts w:ascii="Wingdings" w:hAnsi="Wingdings" w:hint="default"/>
+        <w:sz w:val="20"/>
+      </w:rPr>
+    </w:lvl>
+    <w:lvl w:ilvl="6" w:tentative="1">
+      <w:start w:val="1"/>
+      <w:numFmt w:val="bullet"/>
+      <w:lvlText w:val=""/>
+      <w:lvlJc w:val="left"/>
+      <w:pPr>
+        <w:tabs>
+          <w:tab w:val="num" w:pos="5040"/>
+        </w:tabs>
+        <w:ind w:left="5040" w:hanging="360"/>
+      </w:pPr>
+      <w:rPr>
+        <w:rFonts w:ascii="Wingdings" w:hAnsi="Wingdings" w:hint="default"/>
+        <w:sz w:val="20"/>
+      </w:rPr>
+    </w:lvl>
+    <w:lvl w:ilvl="7" w:tentative="1">
+      <w:start w:val="1"/>
+      <w:numFmt w:val="bullet"/>
+      <w:lvlText w:val=""/>
+      <w:lvlJc w:val="left"/>
+      <w:pPr>
+        <w:tabs>
+          <w:tab w:val="num" w:pos="5760"/>
+        </w:tabs>
+        <w:ind w:left="5760" w:hanging="360"/>
+      </w:pPr>
+      <w:rPr>
+        <w:rFonts w:ascii="Wingdings" w:hAnsi="Wingdings" w:hint="default"/>
+        <w:sz w:val="20"/>
+      </w:rPr>
+    </w:lvl>
+    <w:lvl w:ilvl="8" w:tentative="1">
+      <w:start w:val="1"/>
+      <w:numFmt w:val="bullet"/>
+      <w:lvlText w:val=""/>
+      <w:lvlJc w:val="left"/>
+      <w:pPr>
+        <w:tabs>
+          <w:tab w:val="num" w:pos="6480"/>
+        </w:tabs>
+        <w:ind w:left="6480" w:hanging="360"/>
+      </w:pPr>
+      <w:rPr>
+        <w:rFonts w:ascii="Wingdings" w:hAnsi="Wingdings" w:hint="default"/>
+        <w:sz w:val="20"/>
+      </w:rPr>
+    </w:lvl>
+  </w:abstractNum>
+  <w:abstractNum w:abstractNumId="7" w15:restartNumberingAfterBreak="0">
+    <w:nsid w:val="3F1139C8"/>
+    <w:multiLevelType w:val="multilevel"/>
+    <w:tmpl w:val="FE244C94"/>
+    <w:lvl w:ilvl="0">
+      <w:start w:val="1"/>
+      <w:numFmt w:val="bullet"/>
+      <w:lvlText w:val=""/>
+      <w:lvlJc w:val="left"/>
+      <w:pPr>
+        <w:tabs>
+          <w:tab w:val="num" w:pos="720"/>
+        </w:tabs>
+        <w:ind w:left="720" w:hanging="360"/>
+      </w:pPr>
+      <w:rPr>
+        <w:rFonts w:ascii="Symbol" w:hAnsi="Symbol" w:hint="default"/>
+        <w:sz w:val="20"/>
+      </w:rPr>
+    </w:lvl>
+    <w:lvl w:ilvl="1" w:tentative="1">
+      <w:start w:val="1"/>
+      <w:numFmt w:val="bullet"/>
+      <w:lvlText w:val="o"/>
+      <w:lvlJc w:val="left"/>
+      <w:pPr>
+        <w:tabs>
+          <w:tab w:val="num" w:pos="1440"/>
+        </w:tabs>
+        <w:ind w:left="1440" w:hanging="360"/>
+      </w:pPr>
+      <w:rPr>
+        <w:rFonts w:ascii="Courier New" w:hAnsi="Courier New" w:hint="default"/>
+        <w:sz w:val="20"/>
+      </w:rPr>
+    </w:lvl>
+    <w:lvl w:ilvl="2" w:tentative="1">
+      <w:start w:val="1"/>
+      <w:numFmt w:val="bullet"/>
+      <w:lvlText w:val=""/>
+      <w:lvlJc w:val="left"/>
+      <w:pPr>
+        <w:tabs>
+          <w:tab w:val="num" w:pos="2160"/>
+        </w:tabs>
+        <w:ind w:left="2160" w:hanging="360"/>
+      </w:pPr>
+      <w:rPr>
+        <w:rFonts w:ascii="Wingdings" w:hAnsi="Wingdings" w:hint="default"/>
+        <w:sz w:val="20"/>
+      </w:rPr>
+    </w:lvl>
+    <w:lvl w:ilvl="3" w:tentative="1">
+      <w:start w:val="1"/>
+      <w:numFmt w:val="bullet"/>
+      <w:lvlText w:val=""/>
+      <w:lvlJc w:val="left"/>
+      <w:pPr>
+        <w:tabs>
+          <w:tab w:val="num" w:pos="2880"/>
+        </w:tabs>
+        <w:ind w:left="2880" w:hanging="360"/>
+      </w:pPr>
+      <w:rPr>
+        <w:rFonts w:ascii="Wingdings" w:hAnsi="Wingdings" w:hint="default"/>
+        <w:sz w:val="20"/>
+      </w:rPr>
+    </w:lvl>
+    <w:lvl w:ilvl="4" w:tentative="1">
+      <w:start w:val="1"/>
+      <w:numFmt w:val="bullet"/>
+      <w:lvlText w:val=""/>
+      <w:lvlJc w:val="left"/>
+      <w:pPr>
+        <w:tabs>
+          <w:tab w:val="num" w:pos="3600"/>
+        </w:tabs>
+        <w:ind w:left="3600" w:hanging="360"/>
+      </w:pPr>
+      <w:rPr>
+        <w:rFonts w:ascii="Wingdings" w:hAnsi="Wingdings" w:hint="default"/>
+        <w:sz w:val="20"/>
+      </w:rPr>
+    </w:lvl>
+    <w:lvl w:ilvl="5" w:tentative="1">
+      <w:start w:val="1"/>
+      <w:numFmt w:val="bullet"/>
+      <w:lvlText w:val=""/>
+      <w:lvlJc w:val="left"/>
+      <w:pPr>
+        <w:tabs>
+          <w:tab w:val="num" w:pos="4320"/>
+        </w:tabs>
+        <w:ind w:left="4320" w:hanging="360"/>
+      </w:pPr>
+      <w:rPr>
+        <w:rFonts w:ascii="Wingdings" w:hAnsi="Wingdings" w:hint="default"/>
+        <w:sz w:val="20"/>
+      </w:rPr>
+    </w:lvl>
+    <w:lvl w:ilvl="6" w:tentative="1">
+      <w:start w:val="1"/>
+      <w:numFmt w:val="bullet"/>
+      <w:lvlText w:val=""/>
+      <w:lvlJc w:val="left"/>
+      <w:pPr>
+        <w:tabs>
+          <w:tab w:val="num" w:pos="5040"/>
+        </w:tabs>
+        <w:ind w:left="5040" w:hanging="360"/>
+      </w:pPr>
+      <w:rPr>
+        <w:rFonts w:ascii="Wingdings" w:hAnsi="Wingdings" w:hint="default"/>
+        <w:sz w:val="20"/>
+      </w:rPr>
+    </w:lvl>
+    <w:lvl w:ilvl="7" w:tentative="1">
+      <w:start w:val="1"/>
+      <w:numFmt w:val="bullet"/>
+      <w:lvlText w:val=""/>
+      <w:lvlJc w:val="left"/>
+      <w:pPr>
+        <w:tabs>
+          <w:tab w:val="num" w:pos="5760"/>
+        </w:tabs>
+        <w:ind w:left="5760" w:hanging="360"/>
+      </w:pPr>
+      <w:rPr>
+        <w:rFonts w:ascii="Wingdings" w:hAnsi="Wingdings" w:hint="default"/>
+        <w:sz w:val="20"/>
+      </w:rPr>
+    </w:lvl>
+    <w:lvl w:ilvl="8" w:tentative="1">
+      <w:start w:val="1"/>
+      <w:numFmt w:val="bullet"/>
+      <w:lvlText w:val=""/>
+      <w:lvlJc w:val="left"/>
+      <w:pPr>
+        <w:tabs>
+          <w:tab w:val="num" w:pos="6480"/>
+        </w:tabs>
+        <w:ind w:left="6480" w:hanging="360"/>
+      </w:pPr>
+      <w:rPr>
+        <w:rFonts w:ascii="Wingdings" w:hAnsi="Wingdings" w:hint="default"/>
+        <w:sz w:val="20"/>
+      </w:rPr>
+    </w:lvl>
+  </w:abstractNum>
+  <w:abstractNum w:abstractNumId="8" w15:restartNumberingAfterBreak="0">
+    <w:nsid w:val="43BD5BAA"/>
+    <w:multiLevelType w:val="multilevel"/>
+    <w:tmpl w:val="C5BA02EC"/>
+    <w:lvl w:ilvl="0">
+      <w:start w:val="1"/>
+      <w:numFmt w:val="bullet"/>
+      <w:lvlText w:val=""/>
+      <w:lvlJc w:val="left"/>
+      <w:pPr>
+        <w:tabs>
+          <w:tab w:val="num" w:pos="720"/>
+        </w:tabs>
+        <w:ind w:left="720" w:hanging="360"/>
+      </w:pPr>
+      <w:rPr>
+        <w:rFonts w:ascii="Symbol" w:hAnsi="Symbol" w:hint="default"/>
+        <w:sz w:val="20"/>
+      </w:rPr>
+    </w:lvl>
+    <w:lvl w:ilvl="1" w:tentative="1">
+      <w:start w:val="1"/>
+      <w:numFmt w:val="bullet"/>
+      <w:lvlText w:val="o"/>
+      <w:lvlJc w:val="left"/>
+      <w:pPr>
+        <w:tabs>
+          <w:tab w:val="num" w:pos="1440"/>
+        </w:tabs>
+        <w:ind w:left="1440" w:hanging="360"/>
+      </w:pPr>
+      <w:rPr>
+        <w:rFonts w:ascii="Courier New" w:hAnsi="Courier New" w:hint="default"/>
+        <w:sz w:val="20"/>
+      </w:rPr>
+    </w:lvl>
+    <w:lvl w:ilvl="2" w:tentative="1">
+      <w:start w:val="1"/>
+      <w:numFmt w:val="bullet"/>
+      <w:lvlText w:val=""/>
+      <w:lvlJc w:val="left"/>
+      <w:pPr>
+        <w:tabs>
+          <w:tab w:val="num" w:pos="2160"/>
+        </w:tabs>
+        <w:ind w:left="2160" w:hanging="360"/>
+      </w:pPr>
+      <w:rPr>
+        <w:rFonts w:ascii="Wingdings" w:hAnsi="Wingdings" w:hint="default"/>
+        <w:sz w:val="20"/>
+      </w:rPr>
+    </w:lvl>
+    <w:lvl w:ilvl="3" w:tentative="1">
+      <w:start w:val="1"/>
+      <w:numFmt w:val="bullet"/>
+      <w:lvlText w:val=""/>
+      <w:lvlJc w:val="left"/>
+      <w:pPr>
+        <w:tabs>
+          <w:tab w:val="num" w:pos="2880"/>
+        </w:tabs>
+        <w:ind w:left="2880" w:hanging="360"/>
+      </w:pPr>
+      <w:rPr>
+        <w:rFonts w:ascii="Wingdings" w:hAnsi="Wingdings" w:hint="default"/>
+        <w:sz w:val="20"/>
+      </w:rPr>
+    </w:lvl>
+    <w:lvl w:ilvl="4" w:tentative="1">
+      <w:start w:val="1"/>
+      <w:numFmt w:val="bullet"/>
+      <w:lvlText w:val=""/>
+      <w:lvlJc w:val="left"/>
+      <w:pPr>
+        <w:tabs>
+          <w:tab w:val="num" w:pos="3600"/>
+        </w:tabs>
+        <w:ind w:left="3600" w:hanging="360"/>
+      </w:pPr>
+      <w:rPr>
+        <w:rFonts w:ascii="Wingdings" w:hAnsi="Wingdings" w:hint="default"/>
+        <w:sz w:val="20"/>
+      </w:rPr>
+    </w:lvl>
+    <w:lvl w:ilvl="5" w:tentative="1">
+      <w:start w:val="1"/>
+      <w:numFmt w:val="bullet"/>
+      <w:lvlText w:val=""/>
+      <w:lvlJc w:val="left"/>
+      <w:pPr>
+        <w:tabs>
+          <w:tab w:val="num" w:pos="4320"/>
+        </w:tabs>
+        <w:ind w:left="4320" w:hanging="360"/>
+      </w:pPr>
+      <w:rPr>
+        <w:rFonts w:ascii="Wingdings" w:hAnsi="Wingdings" w:hint="default"/>
+        <w:sz w:val="20"/>
+      </w:rPr>
+    </w:lvl>
+    <w:lvl w:ilvl="6" w:tentative="1">
+      <w:start w:val="1"/>
+      <w:numFmt w:val="bullet"/>
+      <w:lvlText w:val=""/>
+      <w:lvlJc w:val="left"/>
+      <w:pPr>
+        <w:tabs>
+          <w:tab w:val="num" w:pos="5040"/>
+        </w:tabs>
+        <w:ind w:left="5040" w:hanging="360"/>
+      </w:pPr>
+      <w:rPr>
+        <w:rFonts w:ascii="Wingdings" w:hAnsi="Wingdings" w:hint="default"/>
+        <w:sz w:val="20"/>
+      </w:rPr>
+    </w:lvl>
+    <w:lvl w:ilvl="7" w:tentative="1">
+      <w:start w:val="1"/>
+      <w:numFmt w:val="bullet"/>
+      <w:lvlText w:val=""/>
+      <w:lvlJc w:val="left"/>
+      <w:pPr>
+        <w:tabs>
+          <w:tab w:val="num" w:pos="5760"/>
+        </w:tabs>
+        <w:ind w:left="5760" w:hanging="360"/>
+      </w:pPr>
+      <w:rPr>
+        <w:rFonts w:ascii="Wingdings" w:hAnsi="Wingdings" w:hint="default"/>
+        <w:sz w:val="20"/>
+      </w:rPr>
+    </w:lvl>
+    <w:lvl w:ilvl="8" w:tentative="1">
+      <w:start w:val="1"/>
+      <w:numFmt w:val="bullet"/>
+      <w:lvlText w:val=""/>
+      <w:lvlJc w:val="left"/>
+      <w:pPr>
+        <w:tabs>
+          <w:tab w:val="num" w:pos="6480"/>
+        </w:tabs>
+        <w:ind w:left="6480" w:hanging="360"/>
+      </w:pPr>
+      <w:rPr>
+        <w:rFonts w:ascii="Wingdings" w:hAnsi="Wingdings" w:hint="default"/>
+        <w:sz w:val="20"/>
+      </w:rPr>
+    </w:lvl>
+  </w:abstractNum>
+  <w:abstractNum w:abstractNumId="9" w15:restartNumberingAfterBreak="0">
+    <w:nsid w:val="4E3A4C25"/>
+    <w:multiLevelType w:val="multilevel"/>
+    <w:tmpl w:val="EC52C47C"/>
+    <w:lvl w:ilvl="0">
+      <w:start w:val="1"/>
+      <w:numFmt w:val="bullet"/>
+      <w:lvlText w:val=""/>
+      <w:lvlJc w:val="left"/>
+      <w:pPr>
+        <w:tabs>
+          <w:tab w:val="num" w:pos="720"/>
+        </w:tabs>
+        <w:ind w:left="720" w:hanging="360"/>
+      </w:pPr>
+      <w:rPr>
+        <w:rFonts w:ascii="Symbol" w:hAnsi="Symbol" w:hint="default"/>
+        <w:sz w:val="20"/>
+      </w:rPr>
+    </w:lvl>
+    <w:lvl w:ilvl="1" w:tentative="1">
+      <w:start w:val="1"/>
+      <w:numFmt w:val="bullet"/>
+      <w:lvlText w:val="o"/>
+      <w:lvlJc w:val="left"/>
+      <w:pPr>
+        <w:tabs>
+          <w:tab w:val="num" w:pos="1440"/>
+        </w:tabs>
+        <w:ind w:left="1440" w:hanging="360"/>
+      </w:pPr>
+      <w:rPr>
+        <w:rFonts w:ascii="Courier New" w:hAnsi="Courier New" w:hint="default"/>
+        <w:sz w:val="20"/>
+      </w:rPr>
+    </w:lvl>
+    <w:lvl w:ilvl="2" w:tentative="1">
+      <w:start w:val="1"/>
+      <w:numFmt w:val="bullet"/>
+      <w:lvlText w:val=""/>
+      <w:lvlJc w:val="left"/>
+      <w:pPr>
+        <w:tabs>
+          <w:tab w:val="num" w:pos="2160"/>
+        </w:tabs>
+        <w:ind w:left="2160" w:hanging="360"/>
+      </w:pPr>
+      <w:rPr>
+        <w:rFonts w:ascii="Wingdings" w:hAnsi="Wingdings" w:hint="default"/>
+        <w:sz w:val="20"/>
+      </w:rPr>
+    </w:lvl>
+    <w:lvl w:ilvl="3" w:tentative="1">
+      <w:start w:val="1"/>
+      <w:numFmt w:val="bullet"/>
+      <w:lvlText w:val=""/>
+      <w:lvlJc w:val="left"/>
+      <w:pPr>
+        <w:tabs>
+          <w:tab w:val="num" w:pos="2880"/>
+        </w:tabs>
+        <w:ind w:left="2880" w:hanging="360"/>
+      </w:pPr>
+      <w:rPr>
+        <w:rFonts w:ascii="Wingdings" w:hAnsi="Wingdings" w:hint="default"/>
+        <w:sz w:val="20"/>
+      </w:rPr>
+    </w:lvl>
+    <w:lvl w:ilvl="4" w:tentative="1">
+      <w:start w:val="1"/>
+      <w:numFmt w:val="bullet"/>
+      <w:lvlText w:val=""/>
+      <w:lvlJc w:val="left"/>
+      <w:pPr>
+        <w:tabs>
+          <w:tab w:val="num" w:pos="3600"/>
+        </w:tabs>
+        <w:ind w:left="3600" w:hanging="360"/>
+      </w:pPr>
+      <w:rPr>
+        <w:rFonts w:ascii="Wingdings" w:hAnsi="Wingdings" w:hint="default"/>
+        <w:sz w:val="20"/>
+      </w:rPr>
+    </w:lvl>
+    <w:lvl w:ilvl="5" w:tentative="1">
+      <w:start w:val="1"/>
+      <w:numFmt w:val="bullet"/>
+      <w:lvlText w:val=""/>
+      <w:lvlJc w:val="left"/>
+      <w:pPr>
+        <w:tabs>
+          <w:tab w:val="num" w:pos="4320"/>
+        </w:tabs>
+        <w:ind w:left="4320" w:hanging="360"/>
+      </w:pPr>
+      <w:rPr>
+        <w:rFonts w:ascii="Wingdings" w:hAnsi="Wingdings" w:hint="default"/>
+        <w:sz w:val="20"/>
+      </w:rPr>
+    </w:lvl>
+    <w:lvl w:ilvl="6" w:tentative="1">
+      <w:start w:val="1"/>
+      <w:numFmt w:val="bullet"/>
+      <w:lvlText w:val=""/>
+      <w:lvlJc w:val="left"/>
+      <w:pPr>
+        <w:tabs>
+          <w:tab w:val="num" w:pos="5040"/>
+        </w:tabs>
+        <w:ind w:left="5040" w:hanging="360"/>
+      </w:pPr>
+      <w:rPr>
+        <w:rFonts w:ascii="Wingdings" w:hAnsi="Wingdings" w:hint="default"/>
+        <w:sz w:val="20"/>
+      </w:rPr>
+    </w:lvl>
+    <w:lvl w:ilvl="7" w:tentative="1">
+      <w:start w:val="1"/>
+      <w:numFmt w:val="bullet"/>
+      <w:lvlText w:val=""/>
+      <w:lvlJc w:val="left"/>
+      <w:pPr>
+        <w:tabs>
+          <w:tab w:val="num" w:pos="5760"/>
+        </w:tabs>
+        <w:ind w:left="5760" w:hanging="360"/>
+      </w:pPr>
+      <w:rPr>
+        <w:rFonts w:ascii="Wingdings" w:hAnsi="Wingdings" w:hint="default"/>
+        <w:sz w:val="20"/>
+      </w:rPr>
+    </w:lvl>
+    <w:lvl w:ilvl="8" w:tentative="1">
+      <w:start w:val="1"/>
+      <w:numFmt w:val="bullet"/>
+      <w:lvlText w:val=""/>
+      <w:lvlJc w:val="left"/>
+      <w:pPr>
+        <w:tabs>
+          <w:tab w:val="num" w:pos="6480"/>
+        </w:tabs>
+        <w:ind w:left="6480" w:hanging="360"/>
+      </w:pPr>
+      <w:rPr>
+        <w:rFonts w:ascii="Wingdings" w:hAnsi="Wingdings" w:hint="default"/>
+        <w:sz w:val="20"/>
+      </w:rPr>
+    </w:lvl>
+  </w:abstractNum>
+  <w:abstractNum w:abstractNumId="10" w15:restartNumberingAfterBreak="0">
+    <w:nsid w:val="5359499C"/>
+    <w:multiLevelType w:val="multilevel"/>
+    <w:tmpl w:val="7368F716"/>
+    <w:lvl w:ilvl="0">
+      <w:start w:val="1"/>
+      <w:numFmt w:val="bullet"/>
+      <w:lvlText w:val=""/>
+      <w:lvlJc w:val="left"/>
+      <w:pPr>
+        <w:tabs>
+          <w:tab w:val="num" w:pos="720"/>
+        </w:tabs>
+        <w:ind w:left="720" w:hanging="360"/>
+      </w:pPr>
+      <w:rPr>
+        <w:rFonts w:ascii="Symbol" w:hAnsi="Symbol" w:hint="default"/>
+        <w:sz w:val="20"/>
+      </w:rPr>
+    </w:lvl>
+    <w:lvl w:ilvl="1" w:tentative="1">
+      <w:start w:val="1"/>
+      <w:numFmt w:val="bullet"/>
+      <w:lvlText w:val="o"/>
+      <w:lvlJc w:val="left"/>
+      <w:pPr>
+        <w:tabs>
+          <w:tab w:val="num" w:pos="1440"/>
+        </w:tabs>
+        <w:ind w:left="1440" w:hanging="360"/>
+      </w:pPr>
+      <w:rPr>
+        <w:rFonts w:ascii="Courier New" w:hAnsi="Courier New" w:hint="default"/>
+        <w:sz w:val="20"/>
+      </w:rPr>
+    </w:lvl>
+    <w:lvl w:ilvl="2" w:tentative="1">
+      <w:start w:val="1"/>
+      <w:numFmt w:val="bullet"/>
+      <w:lvlText w:val=""/>
+      <w:lvlJc w:val="left"/>
+      <w:pPr>
+        <w:tabs>
+          <w:tab w:val="num" w:pos="2160"/>
+        </w:tabs>
+        <w:ind w:left="2160" w:hanging="360"/>
+      </w:pPr>
+      <w:rPr>
+        <w:rFonts w:ascii="Wingdings" w:hAnsi="Wingdings" w:hint="default"/>
+        <w:sz w:val="20"/>
+      </w:rPr>
+    </w:lvl>
+    <w:lvl w:ilvl="3" w:tentative="1">
+      <w:start w:val="1"/>
+      <w:numFmt w:val="bullet"/>
+      <w:lvlText w:val=""/>
+      <w:lvlJc w:val="left"/>
+      <w:pPr>
+        <w:tabs>
+          <w:tab w:val="num" w:pos="2880"/>
+        </w:tabs>
+        <w:ind w:left="2880" w:hanging="360"/>
+      </w:pPr>
+      <w:rPr>
+        <w:rFonts w:ascii="Wingdings" w:hAnsi="Wingdings" w:hint="default"/>
+        <w:sz w:val="20"/>
+      </w:rPr>
+    </w:lvl>
+    <w:lvl w:ilvl="4" w:tentative="1">
+      <w:start w:val="1"/>
+      <w:numFmt w:val="bullet"/>
+      <w:lvlText w:val=""/>
+      <w:lvlJc w:val="left"/>
+      <w:pPr>
+        <w:tabs>
+          <w:tab w:val="num" w:pos="3600"/>
+        </w:tabs>
+        <w:ind w:left="3600" w:hanging="360"/>
+      </w:pPr>
+      <w:rPr>
+        <w:rFonts w:ascii="Wingdings" w:hAnsi="Wingdings" w:hint="default"/>
+        <w:sz w:val="20"/>
+      </w:rPr>
+    </w:lvl>
+    <w:lvl w:ilvl="5" w:tentative="1">
+      <w:start w:val="1"/>
+      <w:numFmt w:val="bullet"/>
+      <w:lvlText w:val=""/>
+      <w:lvlJc w:val="left"/>
+      <w:pPr>
+        <w:tabs>
+          <w:tab w:val="num" w:pos="4320"/>
+        </w:tabs>
+        <w:ind w:left="4320" w:hanging="360"/>
+      </w:pPr>
+      <w:rPr>
+        <w:rFonts w:ascii="Wingdings" w:hAnsi="Wingdings" w:hint="default"/>
+        <w:sz w:val="20"/>
+      </w:rPr>
+    </w:lvl>
+    <w:lvl w:ilvl="6" w:tentative="1">
+      <w:start w:val="1"/>
+      <w:numFmt w:val="bullet"/>
+      <w:lvlText w:val=""/>
+      <w:lvlJc w:val="left"/>
+      <w:pPr>
+        <w:tabs>
+          <w:tab w:val="num" w:pos="5040"/>
+        </w:tabs>
+        <w:ind w:left="5040" w:hanging="360"/>
+      </w:pPr>
+      <w:rPr>
+        <w:rFonts w:ascii="Wingdings" w:hAnsi="Wingdings" w:hint="default"/>
+        <w:sz w:val="20"/>
+      </w:rPr>
+    </w:lvl>
+    <w:lvl w:ilvl="7" w:tentative="1">
+      <w:start w:val="1"/>
+      <w:numFmt w:val="bullet"/>
+      <w:lvlText w:val=""/>
+      <w:lvlJc w:val="left"/>
+      <w:pPr>
+        <w:tabs>
+          <w:tab w:val="num" w:pos="5760"/>
+        </w:tabs>
+        <w:ind w:left="5760" w:hanging="360"/>
+      </w:pPr>
+      <w:rPr>
+        <w:rFonts w:ascii="Wingdings" w:hAnsi="Wingdings" w:hint="default"/>
+        <w:sz w:val="20"/>
+      </w:rPr>
+    </w:lvl>
+    <w:lvl w:ilvl="8" w:tentative="1">
+      <w:start w:val="1"/>
+      <w:numFmt w:val="bullet"/>
+      <w:lvlText w:val=""/>
+      <w:lvlJc w:val="left"/>
+      <w:pPr>
+        <w:tabs>
+          <w:tab w:val="num" w:pos="6480"/>
+        </w:tabs>
+        <w:ind w:left="6480" w:hanging="360"/>
+      </w:pPr>
+      <w:rPr>
+        <w:rFonts w:ascii="Wingdings" w:hAnsi="Wingdings" w:hint="default"/>
+        <w:sz w:val="20"/>
+      </w:rPr>
+    </w:lvl>
+  </w:abstractNum>
+  <w:abstractNum w:abstractNumId="11" w15:restartNumberingAfterBreak="0">
+    <w:nsid w:val="54324D27"/>
+    <w:multiLevelType w:val="multilevel"/>
+    <w:tmpl w:val="4812455A"/>
+    <w:lvl w:ilvl="0">
+      <w:start w:val="1"/>
+      <w:numFmt w:val="bullet"/>
+      <w:lvlText w:val=""/>
+      <w:lvlJc w:val="left"/>
+      <w:pPr>
+        <w:tabs>
+          <w:tab w:val="num" w:pos="720"/>
+        </w:tabs>
+        <w:ind w:left="720" w:hanging="360"/>
+      </w:pPr>
+      <w:rPr>
+        <w:rFonts w:ascii="Symbol" w:hAnsi="Symbol" w:hint="default"/>
+        <w:sz w:val="20"/>
+      </w:rPr>
+    </w:lvl>
+    <w:lvl w:ilvl="1">
+      <w:start w:val="1"/>
+      <w:numFmt w:val="bullet"/>
+      <w:lvlText w:val="o"/>
+      <w:lvlJc w:val="left"/>
+      <w:pPr>
+        <w:tabs>
+          <w:tab w:val="num" w:pos="1440"/>
+        </w:tabs>
+        <w:ind w:left="1440" w:hanging="360"/>
+      </w:pPr>
+      <w:rPr>
+        <w:rFonts w:ascii="Courier New" w:hAnsi="Courier New" w:hint="default"/>
+        <w:sz w:val="20"/>
+      </w:rPr>
+    </w:lvl>
+    <w:lvl w:ilvl="2" w:tentative="1">
+      <w:start w:val="1"/>
+      <w:numFmt w:val="bullet"/>
+      <w:lvlText w:val=""/>
+      <w:lvlJc w:val="left"/>
+      <w:pPr>
+        <w:tabs>
+          <w:tab w:val="num" w:pos="2160"/>
+        </w:tabs>
+        <w:ind w:left="2160" w:hanging="360"/>
+      </w:pPr>
+      <w:rPr>
+        <w:rFonts w:ascii="Wingdings" w:hAnsi="Wingdings" w:hint="default"/>
+        <w:sz w:val="20"/>
+      </w:rPr>
+    </w:lvl>
+    <w:lvl w:ilvl="3" w:tentative="1">
+      <w:start w:val="1"/>
+      <w:numFmt w:val="bullet"/>
+      <w:lvlText w:val=""/>
+      <w:lvlJc w:val="left"/>
+      <w:pPr>
+        <w:tabs>
+          <w:tab w:val="num" w:pos="2880"/>
+        </w:tabs>
+        <w:ind w:left="2880" w:hanging="360"/>
+      </w:pPr>
+      <w:rPr>
+        <w:rFonts w:ascii="Wingdings" w:hAnsi="Wingdings" w:hint="default"/>
+        <w:sz w:val="20"/>
+      </w:rPr>
+    </w:lvl>
+    <w:lvl w:ilvl="4" w:tentative="1">
+      <w:start w:val="1"/>
+      <w:numFmt w:val="bullet"/>
+      <w:lvlText w:val=""/>
+      <w:lvlJc w:val="left"/>
+      <w:pPr>
+        <w:tabs>
+          <w:tab w:val="num" w:pos="3600"/>
+        </w:tabs>
+        <w:ind w:left="3600" w:hanging="360"/>
+      </w:pPr>
+      <w:rPr>
+        <w:rFonts w:ascii="Wingdings" w:hAnsi="Wingdings" w:hint="default"/>
+        <w:sz w:val="20"/>
+      </w:rPr>
+    </w:lvl>
+    <w:lvl w:ilvl="5" w:tentative="1">
+      <w:start w:val="1"/>
+      <w:numFmt w:val="bullet"/>
+      <w:lvlText w:val=""/>
+      <w:lvlJc w:val="left"/>
+      <w:pPr>
+        <w:tabs>
+          <w:tab w:val="num" w:pos="4320"/>
+        </w:tabs>
+        <w:ind w:left="4320" w:hanging="360"/>
+      </w:pPr>
+      <w:rPr>
+        <w:rFonts w:ascii="Wingdings" w:hAnsi="Wingdings" w:hint="default"/>
+        <w:sz w:val="20"/>
+      </w:rPr>
+    </w:lvl>
+    <w:lvl w:ilvl="6" w:tentative="1">
+      <w:start w:val="1"/>
+      <w:numFmt w:val="bullet"/>
+      <w:lvlText w:val=""/>
+      <w:lvlJc w:val="left"/>
+      <w:pPr>
+        <w:tabs>
+          <w:tab w:val="num" w:pos="5040"/>
+        </w:tabs>
+        <w:ind w:left="5040" w:hanging="360"/>
+      </w:pPr>
+      <w:rPr>
+        <w:rFonts w:ascii="Wingdings" w:hAnsi="Wingdings" w:hint="default"/>
+        <w:sz w:val="20"/>
+      </w:rPr>
+    </w:lvl>
+    <w:lvl w:ilvl="7" w:tentative="1">
+      <w:start w:val="1"/>
+      <w:numFmt w:val="bullet"/>
+      <w:lvlText w:val=""/>
+      <w:lvlJc w:val="left"/>
+      <w:pPr>
+        <w:tabs>
+          <w:tab w:val="num" w:pos="5760"/>
+        </w:tabs>
+        <w:ind w:left="5760" w:hanging="360"/>
+      </w:pPr>
+      <w:rPr>
+        <w:rFonts w:ascii="Wingdings" w:hAnsi="Wingdings" w:hint="default"/>
+        <w:sz w:val="20"/>
+      </w:rPr>
+    </w:lvl>
+    <w:lvl w:ilvl="8" w:tentative="1">
+      <w:start w:val="1"/>
+      <w:numFmt w:val="bullet"/>
+      <w:lvlText w:val=""/>
+      <w:lvlJc w:val="left"/>
+      <w:pPr>
+        <w:tabs>
+          <w:tab w:val="num" w:pos="6480"/>
+        </w:tabs>
+        <w:ind w:left="6480" w:hanging="360"/>
+      </w:pPr>
+      <w:rPr>
+        <w:rFonts w:ascii="Wingdings" w:hAnsi="Wingdings" w:hint="default"/>
+        <w:sz w:val="20"/>
+      </w:rPr>
+    </w:lvl>
+  </w:abstractNum>
+  <w:abstractNum w:abstractNumId="12" w15:restartNumberingAfterBreak="0">
+    <w:nsid w:val="5F8955DA"/>
+    <w:multiLevelType w:val="multilevel"/>
+    <w:tmpl w:val="C66CA5EA"/>
+    <w:lvl w:ilvl="0">
+      <w:start w:val="1"/>
+      <w:numFmt w:val="bullet"/>
+      <w:lvlText w:val=""/>
+      <w:lvlJc w:val="left"/>
+      <w:pPr>
+        <w:tabs>
+          <w:tab w:val="num" w:pos="720"/>
+        </w:tabs>
+        <w:ind w:left="720" w:hanging="360"/>
+      </w:pPr>
+      <w:rPr>
+        <w:rFonts w:ascii="Symbol" w:hAnsi="Symbol" w:hint="default"/>
+        <w:sz w:val="20"/>
+      </w:rPr>
+    </w:lvl>
+    <w:lvl w:ilvl="1" w:tentative="1">
+      <w:start w:val="1"/>
+      <w:numFmt w:val="bullet"/>
+      <w:lvlText w:val="o"/>
+      <w:lvlJc w:val="left"/>
+      <w:pPr>
+        <w:tabs>
+          <w:tab w:val="num" w:pos="1440"/>
+        </w:tabs>
+        <w:ind w:left="1440" w:hanging="360"/>
+      </w:pPr>
+      <w:rPr>
+        <w:rFonts w:ascii="Courier New" w:hAnsi="Courier New" w:hint="default"/>
+        <w:sz w:val="20"/>
+      </w:rPr>
+    </w:lvl>
+    <w:lvl w:ilvl="2" w:tentative="1">
+      <w:start w:val="1"/>
+      <w:numFmt w:val="bullet"/>
+      <w:lvlText w:val=""/>
+      <w:lvlJc w:val="left"/>
+      <w:pPr>
+        <w:tabs>
+          <w:tab w:val="num" w:pos="2160"/>
+        </w:tabs>
+        <w:ind w:left="2160" w:hanging="360"/>
+      </w:pPr>
+      <w:rPr>
+        <w:rFonts w:ascii="Wingdings" w:hAnsi="Wingdings" w:hint="default"/>
+        <w:sz w:val="20"/>
+      </w:rPr>
+    </w:lvl>
+    <w:lvl w:ilvl="3" w:tentative="1">
+      <w:start w:val="1"/>
+      <w:numFmt w:val="bullet"/>
+      <w:lvlText w:val=""/>
+      <w:lvlJc w:val="left"/>
+      <w:pPr>
+        <w:tabs>
+          <w:tab w:val="num" w:pos="2880"/>
+        </w:tabs>
+        <w:ind w:left="2880" w:hanging="360"/>
+      </w:pPr>
+      <w:rPr>
+        <w:rFonts w:ascii="Wingdings" w:hAnsi="Wingdings" w:hint="default"/>
+        <w:sz w:val="20"/>
+      </w:rPr>
+    </w:lvl>
+    <w:lvl w:ilvl="4" w:tentative="1">
+      <w:start w:val="1"/>
+      <w:numFmt w:val="bullet"/>
+      <w:lvlText w:val=""/>
+      <w:lvlJc w:val="left"/>
+      <w:pPr>
+        <w:tabs>
+          <w:tab w:val="num" w:pos="3600"/>
+        </w:tabs>
+        <w:ind w:left="3600" w:hanging="360"/>
+      </w:pPr>
+      <w:rPr>
+        <w:rFonts w:ascii="Wingdings" w:hAnsi="Wingdings" w:hint="default"/>
+        <w:sz w:val="20"/>
+      </w:rPr>
+    </w:lvl>
+    <w:lvl w:ilvl="5" w:tentative="1">
+      <w:start w:val="1"/>
+      <w:numFmt w:val="bullet"/>
+      <w:lvlText w:val=""/>
+      <w:lvlJc w:val="left"/>
+      <w:pPr>
+        <w:tabs>
+          <w:tab w:val="num" w:pos="4320"/>
+        </w:tabs>
+        <w:ind w:left="4320" w:hanging="360"/>
+      </w:pPr>
+      <w:rPr>
+        <w:rFonts w:ascii="Wingdings" w:hAnsi="Wingdings" w:hint="default"/>
+        <w:sz w:val="20"/>
+      </w:rPr>
+    </w:lvl>
+    <w:lvl w:ilvl="6" w:tentative="1">
+      <w:start w:val="1"/>
+      <w:numFmt w:val="bullet"/>
+      <w:lvlText w:val=""/>
+      <w:lvlJc w:val="left"/>
+      <w:pPr>
+        <w:tabs>
+          <w:tab w:val="num" w:pos="5040"/>
+        </w:tabs>
+        <w:ind w:left="5040" w:hanging="360"/>
+      </w:pPr>
+      <w:rPr>
+        <w:rFonts w:ascii="Wingdings" w:hAnsi="Wingdings" w:hint="default"/>
+        <w:sz w:val="20"/>
+      </w:rPr>
+    </w:lvl>
+    <w:lvl w:ilvl="7" w:tentative="1">
+      <w:start w:val="1"/>
+      <w:numFmt w:val="bullet"/>
+      <w:lvlText w:val=""/>
+      <w:lvlJc w:val="left"/>
+      <w:pPr>
+        <w:tabs>
+          <w:tab w:val="num" w:pos="5760"/>
+        </w:tabs>
+        <w:ind w:left="5760" w:hanging="360"/>
+      </w:pPr>
+      <w:rPr>
+        <w:rFonts w:ascii="Wingdings" w:hAnsi="Wingdings" w:hint="default"/>
+        <w:sz w:val="20"/>
+      </w:rPr>
+    </w:lvl>
+    <w:lvl w:ilvl="8" w:tentative="1">
+      <w:start w:val="1"/>
+      <w:numFmt w:val="bullet"/>
+      <w:lvlText w:val=""/>
+      <w:lvlJc w:val="left"/>
+      <w:pPr>
+        <w:tabs>
+          <w:tab w:val="num" w:pos="6480"/>
+        </w:tabs>
+        <w:ind w:left="6480" w:hanging="360"/>
+      </w:pPr>
+      <w:rPr>
+        <w:rFonts w:ascii="Wingdings" w:hAnsi="Wingdings" w:hint="default"/>
+        <w:sz w:val="20"/>
+      </w:rPr>
+    </w:lvl>
+  </w:abstractNum>
+  <w:abstractNum w:abstractNumId="13" w15:restartNumberingAfterBreak="0">
+    <w:nsid w:val="63365D90"/>
+    <w:multiLevelType w:val="multilevel"/>
+    <w:tmpl w:val="5DCCBC48"/>
+    <w:lvl w:ilvl="0">
+      <w:start w:val="1"/>
+      <w:numFmt w:val="bullet"/>
+      <w:lvlText w:val=""/>
+      <w:lvlJc w:val="left"/>
+      <w:pPr>
+        <w:tabs>
+          <w:tab w:val="num" w:pos="720"/>
+        </w:tabs>
+        <w:ind w:left="720" w:hanging="360"/>
+      </w:pPr>
+      <w:rPr>
+        <w:rFonts w:ascii="Symbol" w:hAnsi="Symbol" w:hint="default"/>
+        <w:sz w:val="20"/>
+      </w:rPr>
+    </w:lvl>
+    <w:lvl w:ilvl="1" w:tentative="1">
+      <w:start w:val="1"/>
+      <w:numFmt w:val="bullet"/>
+      <w:lvlText w:val="o"/>
+      <w:lvlJc w:val="left"/>
+      <w:pPr>
+        <w:tabs>
+          <w:tab w:val="num" w:pos="1440"/>
+        </w:tabs>
+        <w:ind w:left="1440" w:hanging="360"/>
+      </w:pPr>
+      <w:rPr>
+        <w:rFonts w:ascii="Courier New" w:hAnsi="Courier New" w:hint="default"/>
+        <w:sz w:val="20"/>
+      </w:rPr>
+    </w:lvl>
+    <w:lvl w:ilvl="2" w:tentative="1">
+      <w:start w:val="1"/>
+      <w:numFmt w:val="bullet"/>
+      <w:lvlText w:val=""/>
+      <w:lvlJc w:val="left"/>
+      <w:pPr>
+        <w:tabs>
+          <w:tab w:val="num" w:pos="2160"/>
+        </w:tabs>
+        <w:ind w:left="2160" w:hanging="360"/>
+      </w:pPr>
+      <w:rPr>
+        <w:rFonts w:ascii="Wingdings" w:hAnsi="Wingdings" w:hint="default"/>
+        <w:sz w:val="20"/>
+      </w:rPr>
+    </w:lvl>
+    <w:lvl w:ilvl="3" w:tentative="1">
+      <w:start w:val="1"/>
+      <w:numFmt w:val="bullet"/>
+      <w:lvlText w:val=""/>
+      <w:lvlJc w:val="left"/>
+      <w:pPr>
+        <w:tabs>
+          <w:tab w:val="num" w:pos="2880"/>
+        </w:tabs>
+        <w:ind w:left="2880" w:hanging="360"/>
+      </w:pPr>
+      <w:rPr>
+        <w:rFonts w:ascii="Wingdings" w:hAnsi="Wingdings" w:hint="default"/>
+        <w:sz w:val="20"/>
+      </w:rPr>
+    </w:lvl>
+    <w:lvl w:ilvl="4" w:tentative="1">
+      <w:start w:val="1"/>
+      <w:numFmt w:val="bullet"/>
+      <w:lvlText w:val=""/>
+      <w:lvlJc w:val="left"/>
+      <w:pPr>
+        <w:tabs>
+          <w:tab w:val="num" w:pos="3600"/>
+        </w:tabs>
+        <w:ind w:left="3600" w:hanging="360"/>
+      </w:pPr>
+      <w:rPr>
+        <w:rFonts w:ascii="Wingdings" w:hAnsi="Wingdings" w:hint="default"/>
+        <w:sz w:val="20"/>
+      </w:rPr>
+    </w:lvl>
+    <w:lvl w:ilvl="5" w:tentative="1">
+      <w:start w:val="1"/>
+      <w:numFmt w:val="bullet"/>
+      <w:lvlText w:val=""/>
+      <w:lvlJc w:val="left"/>
+      <w:pPr>
+        <w:tabs>
+          <w:tab w:val="num" w:pos="4320"/>
+        </w:tabs>
+        <w:ind w:left="4320" w:hanging="360"/>
+      </w:pPr>
+      <w:rPr>
+        <w:rFonts w:ascii="Wingdings" w:hAnsi="Wingdings" w:hint="default"/>
+        <w:sz w:val="20"/>
+      </w:rPr>
+    </w:lvl>
+    <w:lvl w:ilvl="6" w:tentative="1">
+      <w:start w:val="1"/>
+      <w:numFmt w:val="bullet"/>
+      <w:lvlText w:val=""/>
+      <w:lvlJc w:val="left"/>
+      <w:pPr>
+        <w:tabs>
+          <w:tab w:val="num" w:pos="5040"/>
+        </w:tabs>
+        <w:ind w:left="5040" w:hanging="360"/>
+      </w:pPr>
+      <w:rPr>
+        <w:rFonts w:ascii="Wingdings" w:hAnsi="Wingdings" w:hint="default"/>
+        <w:sz w:val="20"/>
+      </w:rPr>
+    </w:lvl>
+    <w:lvl w:ilvl="7" w:tentative="1">
+      <w:start w:val="1"/>
+      <w:numFmt w:val="bullet"/>
+      <w:lvlText w:val=""/>
+      <w:lvlJc w:val="left"/>
+      <w:pPr>
+        <w:tabs>
+          <w:tab w:val="num" w:pos="5760"/>
+        </w:tabs>
+        <w:ind w:left="5760" w:hanging="360"/>
+      </w:pPr>
+      <w:rPr>
+        <w:rFonts w:ascii="Wingdings" w:hAnsi="Wingdings" w:hint="default"/>
+        <w:sz w:val="20"/>
+      </w:rPr>
+    </w:lvl>
+    <w:lvl w:ilvl="8" w:tentative="1">
+      <w:start w:val="1"/>
+      <w:numFmt w:val="bullet"/>
+      <w:lvlText w:val=""/>
+      <w:lvlJc w:val="left"/>
+      <w:pPr>
+        <w:tabs>
+          <w:tab w:val="num" w:pos="6480"/>
+        </w:tabs>
+        <w:ind w:left="6480" w:hanging="360"/>
+      </w:pPr>
+      <w:rPr>
+        <w:rFonts w:ascii="Wingdings" w:hAnsi="Wingdings" w:hint="default"/>
+        <w:sz w:val="20"/>
+      </w:rPr>
+    </w:lvl>
+  </w:abstractNum>
+  <w:abstractNum w:abstractNumId="14" w15:restartNumberingAfterBreak="0">
     <w:nsid w:val="67950582"/>
     <w:multiLevelType w:val="multilevel"/>
     <w:tmpl w:val="05969586"/>
@@ -869,7 +3125,7 @@
       </w:rPr>
     </w:lvl>
   </w:abstractNum>
-  <w:abstractNum w:abstractNumId="4" w15:restartNumberingAfterBreak="0">
+  <w:abstractNum w:abstractNumId="15" w15:restartNumberingAfterBreak="0">
     <w:nsid w:val="6CF6785E"/>
     <w:multiLevelType w:val="multilevel"/>
     <w:tmpl w:val="048856E0"/>
@@ -982,7 +3238,156 @@
       </w:pPr>
     </w:lvl>
   </w:abstractNum>
-  <w:abstractNum w:abstractNumId="5" w15:restartNumberingAfterBreak="0">
+  <w:abstractNum w:abstractNumId="16" w15:restartNumberingAfterBreak="0">
+    <w:nsid w:val="6D105D57"/>
+    <w:multiLevelType w:val="multilevel"/>
+    <w:tmpl w:val="4A40EAC2"/>
+    <w:lvl w:ilvl="0">
+      <w:start w:val="1"/>
+      <w:numFmt w:val="bullet"/>
+      <w:lvlText w:val=""/>
+      <w:lvlJc w:val="left"/>
+      <w:pPr>
+        <w:tabs>
+          <w:tab w:val="num" w:pos="720"/>
+        </w:tabs>
+        <w:ind w:left="720" w:hanging="360"/>
+      </w:pPr>
+      <w:rPr>
+        <w:rFonts w:ascii="Symbol" w:hAnsi="Symbol" w:hint="default"/>
+        <w:sz w:val="20"/>
+      </w:rPr>
+    </w:lvl>
+    <w:lvl w:ilvl="1" w:tentative="1">
+      <w:start w:val="1"/>
+      <w:numFmt w:val="bullet"/>
+      <w:lvlText w:val="o"/>
+      <w:lvlJc w:val="left"/>
+      <w:pPr>
+        <w:tabs>
+          <w:tab w:val="num" w:pos="1440"/>
+        </w:tabs>
+        <w:ind w:left="1440" w:hanging="360"/>
+      </w:pPr>
+      <w:rPr>
+        <w:rFonts w:ascii="Courier New" w:hAnsi="Courier New" w:hint="default"/>
+        <w:sz w:val="20"/>
+      </w:rPr>
+    </w:lvl>
+    <w:lvl w:ilvl="2" w:tentative="1">
+      <w:start w:val="1"/>
+      <w:numFmt w:val="bullet"/>
+      <w:lvlText w:val=""/>
+      <w:lvlJc w:val="left"/>
+      <w:pPr>
+        <w:tabs>
+          <w:tab w:val="num" w:pos="2160"/>
+        </w:tabs>
+        <w:ind w:left="2160" w:hanging="360"/>
+      </w:pPr>
+      <w:rPr>
+        <w:rFonts w:ascii="Wingdings" w:hAnsi="Wingdings" w:hint="default"/>
+        <w:sz w:val="20"/>
+      </w:rPr>
+    </w:lvl>
+    <w:lvl w:ilvl="3" w:tentative="1">
+      <w:start w:val="1"/>
+      <w:numFmt w:val="bullet"/>
+      <w:lvlText w:val=""/>
+      <w:lvlJc w:val="left"/>
+      <w:pPr>
+        <w:tabs>
+          <w:tab w:val="num" w:pos="2880"/>
+        </w:tabs>
+        <w:ind w:left="2880" w:hanging="360"/>
+      </w:pPr>
+      <w:rPr>
+        <w:rFonts w:ascii="Wingdings" w:hAnsi="Wingdings" w:hint="default"/>
+        <w:sz w:val="20"/>
+      </w:rPr>
+    </w:lvl>
+    <w:lvl w:ilvl="4" w:tentative="1">
+      <w:start w:val="1"/>
+      <w:numFmt w:val="bullet"/>
+      <w:lvlText w:val=""/>
+      <w:lvlJc w:val="left"/>
+      <w:pPr>
+        <w:tabs>
+          <w:tab w:val="num" w:pos="3600"/>
+        </w:tabs>
+        <w:ind w:left="3600" w:hanging="360"/>
+      </w:pPr>
+      <w:rPr>
+        <w:rFonts w:ascii="Wingdings" w:hAnsi="Wingdings" w:hint="default"/>
+        <w:sz w:val="20"/>
+      </w:rPr>
+    </w:lvl>
+    <w:lvl w:ilvl="5" w:tentative="1">
+      <w:start w:val="1"/>
+      <w:numFmt w:val="bullet"/>
+      <w:lvlText w:val=""/>
+      <w:lvlJc w:val="left"/>
+      <w:pPr>
+        <w:tabs>
+          <w:tab w:val="num" w:pos="4320"/>
+        </w:tabs>
+        <w:ind w:left="4320" w:hanging="360"/>
+      </w:pPr>
+      <w:rPr>
+        <w:rFonts w:ascii="Wingdings" w:hAnsi="Wingdings" w:hint="default"/>
+        <w:sz w:val="20"/>
+      </w:rPr>
+    </w:lvl>
+    <w:lvl w:ilvl="6" w:tentative="1">
+      <w:start w:val="1"/>
+      <w:numFmt w:val="bullet"/>
+      <w:lvlText w:val=""/>
+      <w:lvlJc w:val="left"/>
+      <w:pPr>
+        <w:tabs>
+          <w:tab w:val="num" w:pos="5040"/>
+        </w:tabs>
+        <w:ind w:left="5040" w:hanging="360"/>
+      </w:pPr>
+      <w:rPr>
+        <w:rFonts w:ascii="Wingdings" w:hAnsi="Wingdings" w:hint="default"/>
+        <w:sz w:val="20"/>
+      </w:rPr>
+    </w:lvl>
+    <w:lvl w:ilvl="7" w:tentative="1">
+      <w:start w:val="1"/>
+      <w:numFmt w:val="bullet"/>
+      <w:lvlText w:val=""/>
+      <w:lvlJc w:val="left"/>
+      <w:pPr>
+        <w:tabs>
+          <w:tab w:val="num" w:pos="5760"/>
+        </w:tabs>
+        <w:ind w:left="5760" w:hanging="360"/>
+      </w:pPr>
+      <w:rPr>
+        <w:rFonts w:ascii="Wingdings" w:hAnsi="Wingdings" w:hint="default"/>
+        <w:sz w:val="20"/>
+      </w:rPr>
+    </w:lvl>
+    <w:lvl w:ilvl="8" w:tentative="1">
+      <w:start w:val="1"/>
+      <w:numFmt w:val="bullet"/>
+      <w:lvlText w:val=""/>
+      <w:lvlJc w:val="left"/>
+      <w:pPr>
+        <w:tabs>
+          <w:tab w:val="num" w:pos="6480"/>
+        </w:tabs>
+        <w:ind w:left="6480" w:hanging="360"/>
+      </w:pPr>
+      <w:rPr>
+        <w:rFonts w:ascii="Wingdings" w:hAnsi="Wingdings" w:hint="default"/>
+        <w:sz w:val="20"/>
+      </w:rPr>
+    </w:lvl>
+  </w:abstractNum>
+  <w:abstractNum w:abstractNumId="17" w15:restartNumberingAfterBreak="0">
     <w:nsid w:val="6D582528"/>
     <w:multiLevelType w:val="multilevel"/>
     <w:tmpl w:val="76C0359A"/>
@@ -1132,22 +3537,58 @@
     </w:lvl>
   </w:abstractNum>
   <w:num w:numId="1" w16cid:durableId="1382360051">
+    <w:abstractNumId w:val="3"/>
+  </w:num>
+  <w:num w:numId="2" w16cid:durableId="1549877231">
+    <w:abstractNumId w:val="14"/>
+  </w:num>
+  <w:num w:numId="3" w16cid:durableId="1418281617">
+    <w:abstractNumId w:val="17"/>
+  </w:num>
+  <w:num w:numId="4" w16cid:durableId="265161110">
+    <w:abstractNumId w:val="2"/>
+  </w:num>
+  <w:num w:numId="5" w16cid:durableId="272590983">
+    <w:abstractNumId w:val="15"/>
+  </w:num>
+  <w:num w:numId="6" w16cid:durableId="1496535479">
+    <w:abstractNumId w:val="4"/>
+  </w:num>
+  <w:num w:numId="7" w16cid:durableId="1057431568">
+    <w:abstractNumId w:val="6"/>
+  </w:num>
+  <w:num w:numId="8" w16cid:durableId="666597385">
+    <w:abstractNumId w:val="8"/>
+  </w:num>
+  <w:num w:numId="9" w16cid:durableId="1838691988">
+    <w:abstractNumId w:val="11"/>
+  </w:num>
+  <w:num w:numId="10" w16cid:durableId="380835815">
+    <w:abstractNumId w:val="0"/>
+  </w:num>
+  <w:num w:numId="11" w16cid:durableId="1186560000">
+    <w:abstractNumId w:val="5"/>
+  </w:num>
+  <w:num w:numId="12" w16cid:durableId="1361123484">
+    <w:abstractNumId w:val="16"/>
+  </w:num>
+  <w:num w:numId="13" w16cid:durableId="1517109454">
+    <w:abstractNumId w:val="12"/>
+  </w:num>
+  <w:num w:numId="14" w16cid:durableId="1246110201">
+    <w:abstractNumId w:val="10"/>
+  </w:num>
+  <w:num w:numId="15" w16cid:durableId="702558636">
     <w:abstractNumId w:val="1"/>
   </w:num>
-  <w:num w:numId="2" w16cid:durableId="1549877231">
-    <w:abstractNumId w:val="3"/>
+  <w:num w:numId="16" w16cid:durableId="749039368">
+    <w:abstractNumId w:val="9"/>
   </w:num>
-  <w:num w:numId="3" w16cid:durableId="1418281617">
-    <w:abstractNumId w:val="5"/>
+  <w:num w:numId="17" w16cid:durableId="1217812093">
+    <w:abstractNumId w:val="13"/>
   </w:num>
-  <w:num w:numId="4" w16cid:durableId="265161110">
-    <w:abstractNumId w:val="0"/>
-  </w:num>
-  <w:num w:numId="5" w16cid:durableId="272590983">
-    <w:abstractNumId w:val="4"/>
-  </w:num>
-  <w:num w:numId="6" w16cid:durableId="1496535479">
-    <w:abstractNumId w:val="2"/>
+  <w:num w:numId="18" w16cid:durableId="414012104">
+    <w:abstractNumId w:val="7"/>
   </w:num>
 </w:numbering>
 </file>
